--- a/Итоговые таблицы.docx
+++ b/Итоговые таблицы.docx
@@ -3,13 +3,24 @@
 <w:document xmlns:wpc="http://schemas.microsoft.com/office/word/2010/wordprocessingCanvas" xmlns:cx="http://schemas.microsoft.com/office/drawing/2014/chartex" xmlns:cx1="http://schemas.microsoft.com/office/drawing/2015/9/8/chartex" xmlns:cx2="http://schemas.microsoft.com/office/drawing/2015/10/21/chartex" xmlns:cx3="http://schemas.microsoft.com/office/drawing/2016/5/9/chartex" xmlns:cx4="http://schemas.microsoft.com/office/drawing/2016/5/10/chartex" xmlns:cx5="http://schemas.microsoft.com/office/drawing/2016/5/11/chartex" xmlns:cx6="http://schemas.microsoft.com/office/drawing/2016/5/12/chartex" xmlns:cx7="http://schemas.microsoft.com/office/drawing/2016/5/13/chartex" xmlns:cx8="http://schemas.microsoft.com/office/drawing/2016/5/14/chartex" xmlns:mc="http://schemas.openxmlformats.org/markup-compatibility/2006" xmlns:aink="http://schemas.microsoft.com/office/drawing/2016/ink" xmlns:am3d="http://schemas.microsoft.com/office/drawing/2017/model3d" xmlns:o="urn:schemas-microsoft-com:office:office" xmlns:r="http://schemas.openxmlformats.org/officeDocument/2006/relationships" xmlns:m="http://schemas.openxmlformats.org/officeDocument/2006/math" xmlns:v="urn:schemas-microsoft-com:vml" xmlns:wp14="http://schemas.microsoft.com/office/word/2010/wordprocessingDrawing" xmlns:wp="http://schemas.openxmlformats.org/drawingml/2006/wordprocessingDrawing" xmlns:w10="urn:schemas-microsoft-com:office:word" xmlns:w="http://schemas.openxmlformats.org/wordprocessingml/2006/main" xmlns:w14="http://schemas.microsoft.com/office/word/2010/wordml" xmlns:w15="http://schemas.microsoft.com/office/word/2012/wordml" xmlns:w16cid="http://schemas.microsoft.com/office/word/2016/wordml/cid" xmlns:w16se="http://schemas.microsoft.com/office/word/2015/wordml/symex" xmlns:wpg="http://schemas.microsoft.com/office/word/2010/wordprocessingGroup" xmlns:wpi="http://schemas.microsoft.com/office/word/2010/wordprocessingInk" xmlns:wne="http://schemas.microsoft.com/office/word/2006/wordml" xmlns:wps="http://schemas.microsoft.com/office/word/2010/wordprocessingShape" mc:Ignorable="w14 w15 w16se w16cid wp14">
   <w:body>
     <w:p>
+      <w:pPr>
+        <w:ind w:firstLine="0"/>
+        <w:rPr>
+          <w:sz w:val="24"/>
+          <w:szCs w:val="24"/>
+        </w:rPr>
+      </w:pPr>
       <w:r>
+        <w:rPr>
+          <w:sz w:val="24"/>
+          <w:szCs w:val="24"/>
+        </w:rPr>
         <w:t>Таблица 1 – Виды риска(ущерба) и возможных негативных последствий от реализации угрозы</w:t>
       </w:r>
     </w:p>
     <w:tbl>
       <w:tblPr>
-        <w:tblW w:w="9918" w:type="dxa"/>
+        <w:tblW w:w="10485" w:type="dxa"/>
         <w:jc w:val="center"/>
         <w:tblBorders>
           <w:top w:val="single" w:sz="4" w:space="0" w:color="auto"/>
@@ -26,9 +37,9 @@
         <w:tblLook w:val="04A0" w:firstRow="1" w:lastRow="0" w:firstColumn="1" w:lastColumn="0" w:noHBand="0" w:noVBand="1"/>
       </w:tblPr>
       <w:tblGrid>
-        <w:gridCol w:w="506"/>
-        <w:gridCol w:w="3063"/>
-        <w:gridCol w:w="6349"/>
+        <w:gridCol w:w="445"/>
+        <w:gridCol w:w="2577"/>
+        <w:gridCol w:w="7463"/>
       </w:tblGrid>
       <w:tr>
         <w:trPr>
@@ -37,12 +48,12 @@
         </w:trPr>
         <w:tc>
           <w:tcPr>
-            <w:tcW w:w="0" w:type="auto"/>
-            <w:vAlign w:val="center"/>
-          </w:tcPr>
-          <w:p>
-            <w:pPr>
-              <w:pStyle w:val="a4"/>
+            <w:tcW w:w="445" w:type="dxa"/>
+            <w:vAlign w:val="center"/>
+          </w:tcPr>
+          <w:p>
+            <w:pPr>
+              <w:pStyle w:val="a5"/>
             </w:pPr>
             <w:r>
               <w:t>№</w:t>
@@ -51,12 +62,12 @@
         </w:tc>
         <w:tc>
           <w:tcPr>
-            <w:tcW w:w="3063" w:type="dxa"/>
-            <w:vAlign w:val="center"/>
-          </w:tcPr>
-          <w:p>
-            <w:pPr>
-              <w:pStyle w:val="a4"/>
+            <w:tcW w:w="2577" w:type="dxa"/>
+            <w:vAlign w:val="center"/>
+          </w:tcPr>
+          <w:p>
+            <w:pPr>
+              <w:pStyle w:val="a5"/>
             </w:pPr>
             <w:r>
               <w:t>Виды риска (ущерба)</w:t>
@@ -65,12 +76,12 @@
         </w:tc>
         <w:tc>
           <w:tcPr>
-            <w:tcW w:w="6349" w:type="dxa"/>
-            <w:vAlign w:val="center"/>
-          </w:tcPr>
-          <w:p>
-            <w:pPr>
-              <w:pStyle w:val="a4"/>
+            <w:tcW w:w="7463" w:type="dxa"/>
+            <w:vAlign w:val="center"/>
+          </w:tcPr>
+          <w:p>
+            <w:pPr>
+              <w:pStyle w:val="a5"/>
             </w:pPr>
             <w:r>
               <w:t>Возможные негативные последствия</w:t>
@@ -84,27 +95,27 @@
         </w:trPr>
         <w:tc>
           <w:tcPr>
-            <w:tcW w:w="0" w:type="auto"/>
-          </w:tcPr>
-          <w:p>
-            <w:pPr>
-              <w:pStyle w:val="a6"/>
-            </w:pPr>
-          </w:p>
-        </w:tc>
-        <w:tc>
-          <w:tcPr>
-            <w:tcW w:w="3063" w:type="dxa"/>
-          </w:tcPr>
-          <w:p>
-            <w:pPr>
-              <w:pStyle w:val="a6"/>
-            </w:pPr>
-          </w:p>
-        </w:tc>
-        <w:tc>
-          <w:tcPr>
-            <w:tcW w:w="6349" w:type="dxa"/>
+            <w:tcW w:w="445" w:type="dxa"/>
+          </w:tcPr>
+          <w:p>
+            <w:pPr>
+              <w:pStyle w:val="a7"/>
+            </w:pPr>
+          </w:p>
+        </w:tc>
+        <w:tc>
+          <w:tcPr>
+            <w:tcW w:w="2577" w:type="dxa"/>
+          </w:tcPr>
+          <w:p>
+            <w:pPr>
+              <w:pStyle w:val="a7"/>
+            </w:pPr>
+          </w:p>
+        </w:tc>
+        <w:tc>
+          <w:tcPr>
+            <w:tcW w:w="7463" w:type="dxa"/>
           </w:tcPr>
           <w:p>
             <w:pPr>
@@ -112,6 +123,10 @@
                 <w:tab w:val="left" w:pos="0"/>
               </w:tabs>
               <w:ind w:firstLine="0"/>
+              <w:rPr>
+                <w:sz w:val="24"/>
+                <w:szCs w:val="24"/>
+              </w:rPr>
             </w:pPr>
           </w:p>
         </w:tc>
@@ -120,15 +135,2322 @@
     <w:p>
       <w:pPr>
         <w:rPr>
+          <w:sz w:val="24"/>
+          <w:szCs w:val="24"/>
           <w:lang w:val="en-US"/>
         </w:rPr>
       </w:pPr>
-      <w:bookmarkStart w:id="0" w:name="_GoBack"/>
+    </w:p>
+    <w:p>
+      <w:pPr>
+        <w:ind w:firstLine="0"/>
+        <w:rPr>
+          <w:sz w:val="24"/>
+          <w:szCs w:val="24"/>
+        </w:rPr>
+      </w:pPr>
+      <w:r>
+        <w:rPr>
+          <w:sz w:val="24"/>
+          <w:szCs w:val="24"/>
+        </w:rPr>
+        <w:t>Перечень актуальных объектов (списком)</w:t>
+      </w:r>
+    </w:p>
+    <w:p>
+      <w:pPr>
+        <w:ind w:firstLine="0"/>
+        <w:rPr>
+          <w:sz w:val="24"/>
+          <w:szCs w:val="24"/>
+        </w:rPr>
+      </w:pPr>
+    </w:p>
+    <w:p>
+      <w:pPr>
+        <w:ind w:firstLine="0"/>
+        <w:rPr>
+          <w:sz w:val="24"/>
+          <w:szCs w:val="24"/>
+        </w:rPr>
+      </w:pPr>
+      <w:r>
+        <w:rPr>
+          <w:sz w:val="24"/>
+          <w:szCs w:val="24"/>
+        </w:rPr>
+        <w:t>Таблица 2 – Описание видов воздействия на объекты воздействия, реализация которых может привести к негативным последствиям</w:t>
+      </w:r>
+    </w:p>
+    <w:tbl>
+      <w:tblPr>
+        <w:tblW w:w="10485" w:type="dxa"/>
+        <w:jc w:val="center"/>
+        <w:tblBorders>
+          <w:top w:val="single" w:sz="4" w:space="0" w:color="auto"/>
+          <w:left w:val="single" w:sz="4" w:space="0" w:color="auto"/>
+          <w:bottom w:val="single" w:sz="4" w:space="0" w:color="auto"/>
+          <w:right w:val="single" w:sz="4" w:space="0" w:color="auto"/>
+          <w:insideH w:val="single" w:sz="4" w:space="0" w:color="auto"/>
+          <w:insideV w:val="single" w:sz="4" w:space="0" w:color="auto"/>
+        </w:tblBorders>
+        <w:tblCellMar>
+          <w:top w:w="57" w:type="dxa"/>
+          <w:bottom w:w="57" w:type="dxa"/>
+        </w:tblCellMar>
+        <w:tblLook w:val="04A0" w:firstRow="1" w:lastRow="0" w:firstColumn="1" w:lastColumn="0" w:noHBand="0" w:noVBand="1"/>
+      </w:tblPr>
+      <w:tblGrid>
+        <w:gridCol w:w="3126"/>
+        <w:gridCol w:w="3126"/>
+        <w:gridCol w:w="4233"/>
+      </w:tblGrid>
+      <w:tr>
+        <w:trPr>
+          <w:tblHeader/>
+          <w:jc w:val="center"/>
+        </w:trPr>
+        <w:tc>
+          <w:tcPr>
+            <w:tcW w:w="3126" w:type="dxa"/>
+            <w:vAlign w:val="center"/>
+          </w:tcPr>
+          <w:p>
+            <w:pPr>
+              <w:pStyle w:val="a5"/>
+            </w:pPr>
+            <w:r>
+              <w:t>Негативные последствия</w:t>
+            </w:r>
+          </w:p>
+        </w:tc>
+        <w:tc>
+          <w:tcPr>
+            <w:tcW w:w="3126" w:type="dxa"/>
+            <w:vAlign w:val="center"/>
+          </w:tcPr>
+          <w:p>
+            <w:pPr>
+              <w:pStyle w:val="a5"/>
+            </w:pPr>
+            <w:r>
+              <w:t>Объекты воздействия</w:t>
+            </w:r>
+          </w:p>
+        </w:tc>
+        <w:tc>
+          <w:tcPr>
+            <w:tcW w:w="4233" w:type="dxa"/>
+            <w:vAlign w:val="center"/>
+          </w:tcPr>
+          <w:p>
+            <w:pPr>
+              <w:pStyle w:val="a5"/>
+            </w:pPr>
+            <w:r>
+              <w:t>Виды воздействия</w:t>
+            </w:r>
+          </w:p>
+        </w:tc>
+      </w:tr>
+      <w:tr>
+        <w:trPr>
+          <w:jc w:val="center"/>
+        </w:trPr>
+        <w:tc>
+          <w:tcPr>
+            <w:tcW w:w="3126" w:type="dxa"/>
+          </w:tcPr>
+          <w:p>
+            <w:pPr>
+              <w:pStyle w:val="a7"/>
+            </w:pPr>
+          </w:p>
+        </w:tc>
+        <w:tc>
+          <w:tcPr>
+            <w:tcW w:w="3126" w:type="dxa"/>
+          </w:tcPr>
+          <w:p>
+            <w:pPr>
+              <w:pStyle w:val="a7"/>
+            </w:pPr>
+          </w:p>
+        </w:tc>
+        <w:tc>
+          <w:tcPr>
+            <w:tcW w:w="4233" w:type="dxa"/>
+          </w:tcPr>
+          <w:p>
+            <w:pPr>
+              <w:tabs>
+                <w:tab w:val="left" w:pos="0"/>
+              </w:tabs>
+              <w:ind w:firstLine="0"/>
+              <w:rPr>
+                <w:sz w:val="24"/>
+                <w:szCs w:val="24"/>
+              </w:rPr>
+            </w:pPr>
+          </w:p>
+        </w:tc>
+      </w:tr>
+    </w:tbl>
+    <w:p>
+      <w:pPr>
+        <w:rPr>
+          <w:sz w:val="24"/>
+          <w:szCs w:val="24"/>
+        </w:rPr>
+      </w:pPr>
+    </w:p>
+    <w:p>
+      <w:pPr>
+        <w:ind w:firstLine="0"/>
+        <w:rPr>
+          <w:sz w:val="24"/>
+          <w:szCs w:val="24"/>
+        </w:rPr>
+      </w:pPr>
+      <w:r>
+        <w:rPr>
+          <w:sz w:val="24"/>
+          <w:szCs w:val="24"/>
+        </w:rPr>
+        <w:t>Таблица 3 – Характеристика (виды) нарушителей, которые могут являться источниками угроз безопасности информации</w:t>
+      </w:r>
+    </w:p>
+    <w:tbl>
+      <w:tblPr>
+        <w:tblW w:w="10485" w:type="dxa"/>
+        <w:jc w:val="center"/>
+        <w:tblBorders>
+          <w:top w:val="single" w:sz="4" w:space="0" w:color="auto"/>
+          <w:left w:val="single" w:sz="4" w:space="0" w:color="auto"/>
+          <w:bottom w:val="single" w:sz="4" w:space="0" w:color="auto"/>
+          <w:right w:val="single" w:sz="4" w:space="0" w:color="auto"/>
+          <w:insideH w:val="single" w:sz="4" w:space="0" w:color="auto"/>
+          <w:insideV w:val="single" w:sz="4" w:space="0" w:color="auto"/>
+        </w:tblBorders>
+        <w:tblCellMar>
+          <w:top w:w="57" w:type="dxa"/>
+          <w:bottom w:w="57" w:type="dxa"/>
+        </w:tblCellMar>
+        <w:tblLook w:val="04A0" w:firstRow="1" w:lastRow="0" w:firstColumn="1" w:lastColumn="0" w:noHBand="0" w:noVBand="1"/>
+      </w:tblPr>
+      <w:tblGrid>
+        <w:gridCol w:w="567"/>
+        <w:gridCol w:w="2976"/>
+        <w:gridCol w:w="2977"/>
+        <w:gridCol w:w="3965"/>
+      </w:tblGrid>
+      <w:tr>
+        <w:trPr>
+          <w:tblHeader/>
+          <w:jc w:val="center"/>
+        </w:trPr>
+        <w:tc>
+          <w:tcPr>
+            <w:tcW w:w="567" w:type="dxa"/>
+            <w:vAlign w:val="center"/>
+          </w:tcPr>
+          <w:p>
+            <w:pPr>
+              <w:pStyle w:val="a5"/>
+            </w:pPr>
+            <w:r>
+              <w:t>№ п/п</w:t>
+            </w:r>
+          </w:p>
+        </w:tc>
+        <w:tc>
+          <w:tcPr>
+            <w:tcW w:w="2976" w:type="dxa"/>
+            <w:vAlign w:val="center"/>
+          </w:tcPr>
+          <w:p>
+            <w:pPr>
+              <w:pStyle w:val="a5"/>
+            </w:pPr>
+            <w:r>
+              <w:t>Виды нарушителя</w:t>
+            </w:r>
+          </w:p>
+        </w:tc>
+        <w:tc>
+          <w:tcPr>
+            <w:tcW w:w="2977" w:type="dxa"/>
+            <w:vAlign w:val="center"/>
+          </w:tcPr>
+          <w:p>
+            <w:pPr>
+              <w:pStyle w:val="a5"/>
+            </w:pPr>
+            <w:r>
+              <w:t>Категория нарушителя</w:t>
+            </w:r>
+          </w:p>
+        </w:tc>
+        <w:tc>
+          <w:tcPr>
+            <w:tcW w:w="3965" w:type="dxa"/>
+            <w:vAlign w:val="center"/>
+          </w:tcPr>
+          <w:p>
+            <w:pPr>
+              <w:pStyle w:val="a5"/>
+            </w:pPr>
+            <w:r>
+              <w:t>Возможные цели реализации УБИ/обоснование отсутствия целей реализации УБИ</w:t>
+            </w:r>
+          </w:p>
+        </w:tc>
+      </w:tr>
+      <w:tr>
+        <w:trPr>
+          <w:jc w:val="center"/>
+        </w:trPr>
+        <w:tc>
+          <w:tcPr>
+            <w:tcW w:w="567" w:type="dxa"/>
+          </w:tcPr>
+          <w:p>
+            <w:pPr>
+              <w:pStyle w:val="a7"/>
+            </w:pPr>
+          </w:p>
+        </w:tc>
+        <w:tc>
+          <w:tcPr>
+            <w:tcW w:w="2976" w:type="dxa"/>
+          </w:tcPr>
+          <w:p>
+            <w:pPr>
+              <w:pStyle w:val="a7"/>
+            </w:pPr>
+          </w:p>
+        </w:tc>
+        <w:tc>
+          <w:tcPr>
+            <w:tcW w:w="2977" w:type="dxa"/>
+          </w:tcPr>
+          <w:p>
+            <w:pPr>
+              <w:tabs>
+                <w:tab w:val="left" w:pos="0"/>
+              </w:tabs>
+              <w:ind w:firstLine="0"/>
+              <w:rPr>
+                <w:sz w:val="24"/>
+                <w:szCs w:val="24"/>
+              </w:rPr>
+            </w:pPr>
+          </w:p>
+        </w:tc>
+        <w:tc>
+          <w:tcPr>
+            <w:tcW w:w="3965" w:type="dxa"/>
+          </w:tcPr>
+          <w:p>
+            <w:pPr>
+              <w:tabs>
+                <w:tab w:val="left" w:pos="0"/>
+              </w:tabs>
+              <w:ind w:firstLine="0"/>
+              <w:rPr>
+                <w:sz w:val="24"/>
+                <w:szCs w:val="24"/>
+              </w:rPr>
+            </w:pPr>
+          </w:p>
+        </w:tc>
+      </w:tr>
+    </w:tbl>
+    <w:p>
+      <w:pPr>
+        <w:rPr>
+          <w:sz w:val="24"/>
+          <w:szCs w:val="24"/>
+        </w:rPr>
+      </w:pPr>
+    </w:p>
+    <w:p>
+      <w:pPr>
+        <w:pStyle w:val="ac"/>
+        <w:keepNext/>
+        <w:ind w:firstLine="0"/>
+        <w:rPr>
+          <w:i w:val="0"/>
+          <w:color w:val="000000" w:themeColor="text1"/>
+          <w:sz w:val="24"/>
+          <w:szCs w:val="24"/>
+        </w:rPr>
+      </w:pPr>
+      <w:bookmarkStart w:id="0" w:name="_Ref230794792"/>
+      <w:r>
+        <w:rPr>
+          <w:i w:val="0"/>
+          <w:color w:val="000000" w:themeColor="text1"/>
+          <w:sz w:val="24"/>
+          <w:szCs w:val="24"/>
+        </w:rPr>
+        <w:t xml:space="preserve">Таблица </w:t>
+      </w:r>
+      <w:r>
+        <w:rPr>
+          <w:i w:val="0"/>
+          <w:color w:val="000000" w:themeColor="text1"/>
+          <w:sz w:val="24"/>
+          <w:szCs w:val="24"/>
+        </w:rPr>
+        <w:t>4</w:t>
+      </w:r>
+      <w:r>
+        <w:rPr>
+          <w:i w:val="0"/>
+          <w:color w:val="000000" w:themeColor="text1"/>
+          <w:sz w:val="24"/>
+          <w:szCs w:val="24"/>
+        </w:rPr>
+        <w:t xml:space="preserve"> </w:t>
+      </w:r>
+      <w:r>
+        <w:rPr>
+          <w:i w:val="0"/>
+          <w:color w:val="000000" w:themeColor="text1"/>
+          <w:sz w:val="24"/>
+          <w:szCs w:val="24"/>
+        </w:rPr>
+        <w:t>– Уровни возможностей нарушителей по реализации УБИ в Систем</w:t>
+      </w:r>
+      <w:r>
+        <w:rPr>
+          <w:i w:val="0"/>
+          <w:color w:val="000000" w:themeColor="text1"/>
+          <w:sz w:val="24"/>
+          <w:szCs w:val="24"/>
+        </w:rPr>
+        <w:t>е</w:t>
+      </w:r>
+    </w:p>
+    <w:tbl>
+      <w:tblPr>
+        <w:tblW w:w="10494" w:type="dxa"/>
+        <w:jc w:val="center"/>
+        <w:tblBorders>
+          <w:top w:val="single" w:sz="4" w:space="0" w:color="auto"/>
+          <w:left w:val="single" w:sz="4" w:space="0" w:color="auto"/>
+          <w:bottom w:val="single" w:sz="4" w:space="0" w:color="auto"/>
+          <w:right w:val="single" w:sz="4" w:space="0" w:color="auto"/>
+          <w:insideH w:val="single" w:sz="4" w:space="0" w:color="auto"/>
+          <w:insideV w:val="single" w:sz="4" w:space="0" w:color="auto"/>
+        </w:tblBorders>
+        <w:tblCellMar>
+          <w:top w:w="57" w:type="dxa"/>
+          <w:bottom w:w="57" w:type="dxa"/>
+        </w:tblCellMar>
+        <w:tblLook w:val="04A0" w:firstRow="1" w:lastRow="0" w:firstColumn="1" w:lastColumn="0" w:noHBand="0" w:noVBand="1"/>
+      </w:tblPr>
+      <w:tblGrid>
+        <w:gridCol w:w="846"/>
+        <w:gridCol w:w="1843"/>
+        <w:gridCol w:w="3543"/>
+        <w:gridCol w:w="4262"/>
+      </w:tblGrid>
+      <w:tr>
+        <w:trPr>
+          <w:tblHeader/>
+          <w:jc w:val="center"/>
+        </w:trPr>
+        <w:tc>
+          <w:tcPr>
+            <w:tcW w:w="846" w:type="dxa"/>
+            <w:tcBorders>
+              <w:top w:val="single" w:sz="4" w:space="0" w:color="auto"/>
+              <w:left w:val="single" w:sz="4" w:space="0" w:color="auto"/>
+              <w:bottom w:val="single" w:sz="4" w:space="0" w:color="auto"/>
+              <w:right w:val="single" w:sz="4" w:space="0" w:color="auto"/>
+            </w:tcBorders>
+            <w:vAlign w:val="center"/>
+            <w:hideMark/>
+          </w:tcPr>
+          <w:p>
+            <w:pPr>
+              <w:pStyle w:val="a5"/>
+            </w:pPr>
+            <w:r>
+              <w:t>№</w:t>
+            </w:r>
+          </w:p>
+        </w:tc>
+        <w:tc>
+          <w:tcPr>
+            <w:tcW w:w="1843" w:type="dxa"/>
+            <w:tcBorders>
+              <w:top w:val="single" w:sz="4" w:space="0" w:color="auto"/>
+              <w:left w:val="single" w:sz="4" w:space="0" w:color="auto"/>
+              <w:bottom w:val="single" w:sz="4" w:space="0" w:color="auto"/>
+              <w:right w:val="single" w:sz="4" w:space="0" w:color="auto"/>
+            </w:tcBorders>
+            <w:vAlign w:val="center"/>
+            <w:hideMark/>
+          </w:tcPr>
+          <w:p>
+            <w:pPr>
+              <w:pStyle w:val="a5"/>
+            </w:pPr>
+            <w:r>
+              <w:t>Уровень возможностей нарушителей</w:t>
+            </w:r>
+          </w:p>
+        </w:tc>
+        <w:tc>
+          <w:tcPr>
+            <w:tcW w:w="3543" w:type="dxa"/>
+            <w:tcBorders>
+              <w:top w:val="single" w:sz="4" w:space="0" w:color="auto"/>
+              <w:left w:val="single" w:sz="4" w:space="0" w:color="auto"/>
+              <w:bottom w:val="single" w:sz="4" w:space="0" w:color="auto"/>
+              <w:right w:val="single" w:sz="4" w:space="0" w:color="auto"/>
+            </w:tcBorders>
+            <w:vAlign w:val="center"/>
+            <w:hideMark/>
+          </w:tcPr>
+          <w:p>
+            <w:pPr>
+              <w:pStyle w:val="a5"/>
+            </w:pPr>
+            <w:r>
+              <w:t>Возможности нарушителей по реализации угроз безопасности информации</w:t>
+            </w:r>
+          </w:p>
+        </w:tc>
+        <w:tc>
+          <w:tcPr>
+            <w:tcW w:w="4262" w:type="dxa"/>
+            <w:tcBorders>
+              <w:top w:val="single" w:sz="4" w:space="0" w:color="auto"/>
+              <w:left w:val="single" w:sz="4" w:space="0" w:color="auto"/>
+              <w:bottom w:val="single" w:sz="4" w:space="0" w:color="auto"/>
+              <w:right w:val="single" w:sz="4" w:space="0" w:color="auto"/>
+            </w:tcBorders>
+            <w:vAlign w:val="center"/>
+            <w:hideMark/>
+          </w:tcPr>
+          <w:p>
+            <w:pPr>
+              <w:pStyle w:val="a5"/>
+            </w:pPr>
+            <w:r>
+              <w:t>Виды нарушителей</w:t>
+            </w:r>
+          </w:p>
+        </w:tc>
+      </w:tr>
+      <w:tr>
+        <w:trPr>
+          <w:tblHeader/>
+          <w:jc w:val="center"/>
+        </w:trPr>
+        <w:tc>
+          <w:tcPr>
+            <w:tcW w:w="846" w:type="dxa"/>
+            <w:tcBorders>
+              <w:top w:val="single" w:sz="4" w:space="0" w:color="auto"/>
+              <w:left w:val="single" w:sz="4" w:space="0" w:color="auto"/>
+              <w:bottom w:val="single" w:sz="4" w:space="0" w:color="auto"/>
+              <w:right w:val="single" w:sz="4" w:space="0" w:color="auto"/>
+            </w:tcBorders>
+            <w:vAlign w:val="center"/>
+          </w:tcPr>
+          <w:p>
+            <w:pPr>
+              <w:pStyle w:val="a5"/>
+            </w:pPr>
+            <w:r>
+              <w:t>Н1</w:t>
+            </w:r>
+          </w:p>
+        </w:tc>
+        <w:tc>
+          <w:tcPr>
+            <w:tcW w:w="1843" w:type="dxa"/>
+            <w:tcBorders>
+              <w:top w:val="single" w:sz="4" w:space="0" w:color="auto"/>
+              <w:left w:val="single" w:sz="4" w:space="0" w:color="auto"/>
+              <w:bottom w:val="single" w:sz="4" w:space="0" w:color="auto"/>
+              <w:right w:val="single" w:sz="4" w:space="0" w:color="auto"/>
+            </w:tcBorders>
+            <w:vAlign w:val="center"/>
+          </w:tcPr>
+          <w:p>
+            <w:pPr>
+              <w:pStyle w:val="a5"/>
+            </w:pPr>
+            <w:r>
+              <w:t>Нарушитель, обладающий базовыми возможностями</w:t>
+            </w:r>
+          </w:p>
+        </w:tc>
+        <w:tc>
+          <w:tcPr>
+            <w:tcW w:w="3543" w:type="dxa"/>
+            <w:tcBorders>
+              <w:top w:val="single" w:sz="4" w:space="0" w:color="auto"/>
+              <w:left w:val="single" w:sz="4" w:space="0" w:color="auto"/>
+              <w:bottom w:val="single" w:sz="4" w:space="0" w:color="auto"/>
+              <w:right w:val="single" w:sz="4" w:space="0" w:color="auto"/>
+            </w:tcBorders>
+            <w:vAlign w:val="center"/>
+          </w:tcPr>
+          <w:p>
+            <w:pPr>
+              <w:pStyle w:val="a5"/>
+              <w:jc w:val="both"/>
+            </w:pPr>
+            <w:r>
+              <w:t>Имеют возможность реализовывать только известные угрозы, направленные на известные (документированные) уязвимости, с использованием общедоступных инструментов</w:t>
+            </w:r>
+          </w:p>
+        </w:tc>
+        <w:tc>
+          <w:tcPr>
+            <w:tcW w:w="4262" w:type="dxa"/>
+            <w:tcBorders>
+              <w:top w:val="single" w:sz="4" w:space="0" w:color="auto"/>
+              <w:left w:val="single" w:sz="4" w:space="0" w:color="auto"/>
+              <w:bottom w:val="single" w:sz="4" w:space="0" w:color="auto"/>
+              <w:right w:val="single" w:sz="4" w:space="0" w:color="auto"/>
+            </w:tcBorders>
+            <w:vAlign w:val="center"/>
+          </w:tcPr>
+          <w:p>
+            <w:pPr>
+              <w:pStyle w:val="a5"/>
+              <w:numPr>
+                <w:ilvl w:val="0"/>
+                <w:numId w:val="6"/>
+              </w:numPr>
+              <w:tabs>
+                <w:tab w:val="clear" w:pos="1134"/>
+                <w:tab w:val="left" w:pos="316"/>
+              </w:tabs>
+              <w:ind w:left="0" w:firstLine="0"/>
+              <w:jc w:val="both"/>
+            </w:pPr>
+            <w:r>
+              <w:t>Физическое лицо (хакер)</w:t>
+            </w:r>
+          </w:p>
+          <w:p>
+            <w:pPr>
+              <w:pStyle w:val="a5"/>
+              <w:numPr>
+                <w:ilvl w:val="0"/>
+                <w:numId w:val="6"/>
+              </w:numPr>
+              <w:tabs>
+                <w:tab w:val="clear" w:pos="1134"/>
+                <w:tab w:val="left" w:pos="316"/>
+              </w:tabs>
+              <w:ind w:left="0" w:firstLine="0"/>
+              <w:jc w:val="both"/>
+            </w:pPr>
+            <w:r>
+              <w:t>Лица, обеспечивающие функционирование систем и сетей или обеспечивающих систем (администрация, охрана, уборщики и т.д.)</w:t>
+            </w:r>
+          </w:p>
+          <w:p>
+            <w:pPr>
+              <w:pStyle w:val="a5"/>
+              <w:numPr>
+                <w:ilvl w:val="0"/>
+                <w:numId w:val="6"/>
+              </w:numPr>
+              <w:tabs>
+                <w:tab w:val="clear" w:pos="1134"/>
+                <w:tab w:val="left" w:pos="316"/>
+              </w:tabs>
+              <w:ind w:left="0" w:firstLine="0"/>
+              <w:jc w:val="both"/>
+            </w:pPr>
+            <w:r>
+              <w:t xml:space="preserve">Авторизованные пользователи систем и сетей </w:t>
+            </w:r>
+          </w:p>
+          <w:p>
+            <w:pPr>
+              <w:pStyle w:val="a5"/>
+              <w:numPr>
+                <w:ilvl w:val="0"/>
+                <w:numId w:val="6"/>
+              </w:numPr>
+              <w:tabs>
+                <w:tab w:val="clear" w:pos="1134"/>
+                <w:tab w:val="left" w:pos="316"/>
+              </w:tabs>
+              <w:ind w:left="0" w:firstLine="0"/>
+              <w:jc w:val="both"/>
+            </w:pPr>
+            <w:r>
+              <w:t>Бывшие (уволенные) работники (пользователи)</w:t>
+            </w:r>
+          </w:p>
+        </w:tc>
+      </w:tr>
+    </w:tbl>
+    <w:p>
+      <w:pPr>
+        <w:pStyle w:val="a9"/>
+      </w:pPr>
+    </w:p>
+    <w:p>
+      <w:pPr>
+        <w:pStyle w:val="a9"/>
+      </w:pPr>
+    </w:p>
+    <w:p>
+      <w:pPr>
+        <w:pStyle w:val="a9"/>
+      </w:pPr>
+      <w:r>
+        <w:t xml:space="preserve">Таблица </w:t>
+      </w:r>
       <w:bookmarkEnd w:id="0"/>
+      <w:r>
+        <w:t>5</w:t>
+      </w:r>
+      <w:r>
+        <w:t xml:space="preserve"> – Оценка целей реализации нарушителями УБИ в зависимости от возможных негативных последствий и видов ущерба от их реализации в Системах</w:t>
+      </w:r>
+    </w:p>
+    <w:tbl>
+      <w:tblPr>
+        <w:tblW w:w="10485" w:type="dxa"/>
+        <w:jc w:val="center"/>
+        <w:tblBorders>
+          <w:top w:val="single" w:sz="4" w:space="0" w:color="auto"/>
+          <w:left w:val="single" w:sz="4" w:space="0" w:color="auto"/>
+          <w:bottom w:val="single" w:sz="4" w:space="0" w:color="auto"/>
+          <w:right w:val="single" w:sz="4" w:space="0" w:color="auto"/>
+          <w:insideH w:val="single" w:sz="4" w:space="0" w:color="auto"/>
+          <w:insideV w:val="single" w:sz="4" w:space="0" w:color="auto"/>
+        </w:tblBorders>
+        <w:tblCellMar>
+          <w:top w:w="57" w:type="dxa"/>
+          <w:bottom w:w="57" w:type="dxa"/>
+        </w:tblCellMar>
+        <w:tblLook w:val="04A0" w:firstRow="1" w:lastRow="0" w:firstColumn="1" w:lastColumn="0" w:noHBand="0" w:noVBand="1"/>
+      </w:tblPr>
+      <w:tblGrid>
+        <w:gridCol w:w="1746"/>
+        <w:gridCol w:w="1744"/>
+        <w:gridCol w:w="2268"/>
+        <w:gridCol w:w="1709"/>
+        <w:gridCol w:w="3018"/>
+      </w:tblGrid>
+      <w:tr>
+        <w:trPr>
+          <w:trHeight w:val="227"/>
+          <w:tblHeader/>
+          <w:jc w:val="center"/>
+        </w:trPr>
+        <w:tc>
+          <w:tcPr>
+            <w:tcW w:w="1746" w:type="dxa"/>
+            <w:vMerge w:val="restart"/>
+            <w:tcBorders>
+              <w:top w:val="single" w:sz="4" w:space="0" w:color="auto"/>
+              <w:left w:val="single" w:sz="4" w:space="0" w:color="auto"/>
+              <w:right w:val="single" w:sz="4" w:space="0" w:color="auto"/>
+            </w:tcBorders>
+            <w:vAlign w:val="center"/>
+            <w:hideMark/>
+          </w:tcPr>
+          <w:p>
+            <w:pPr>
+              <w:pStyle w:val="a5"/>
+              <w:rPr>
+                <w:bCs/>
+              </w:rPr>
+            </w:pPr>
+            <w:r>
+              <w:rPr>
+                <w:bCs/>
+              </w:rPr>
+              <w:lastRenderedPageBreak/>
+              <w:t>Виды нарушителей</w:t>
+            </w:r>
+          </w:p>
+        </w:tc>
+        <w:tc>
+          <w:tcPr>
+            <w:tcW w:w="5721" w:type="dxa"/>
+            <w:gridSpan w:val="3"/>
+            <w:tcBorders>
+              <w:top w:val="single" w:sz="4" w:space="0" w:color="auto"/>
+              <w:left w:val="single" w:sz="4" w:space="0" w:color="auto"/>
+              <w:bottom w:val="single" w:sz="4" w:space="0" w:color="auto"/>
+              <w:right w:val="single" w:sz="4" w:space="0" w:color="auto"/>
+            </w:tcBorders>
+            <w:vAlign w:val="center"/>
+            <w:hideMark/>
+          </w:tcPr>
+          <w:p>
+            <w:pPr>
+              <w:pStyle w:val="a5"/>
+              <w:rPr>
+                <w:bCs/>
+              </w:rPr>
+            </w:pPr>
+            <w:r>
+              <w:rPr>
+                <w:bCs/>
+              </w:rPr>
+              <w:t>Возможные цели реализации УБИ в Системах</w:t>
+            </w:r>
+          </w:p>
+        </w:tc>
+        <w:tc>
+          <w:tcPr>
+            <w:tcW w:w="3018" w:type="dxa"/>
+            <w:vMerge w:val="restart"/>
+            <w:tcBorders>
+              <w:top w:val="single" w:sz="4" w:space="0" w:color="auto"/>
+              <w:left w:val="single" w:sz="4" w:space="0" w:color="auto"/>
+              <w:right w:val="single" w:sz="4" w:space="0" w:color="auto"/>
+            </w:tcBorders>
+            <w:vAlign w:val="center"/>
+            <w:hideMark/>
+          </w:tcPr>
+          <w:p>
+            <w:pPr>
+              <w:pStyle w:val="a5"/>
+              <w:rPr>
+                <w:bCs/>
+              </w:rPr>
+            </w:pPr>
+            <w:r>
+              <w:rPr>
+                <w:bCs/>
+              </w:rPr>
+              <w:t>Соответствие целей видам риска (ущерба) и возможным негативным последствиям</w:t>
+            </w:r>
+          </w:p>
+        </w:tc>
+      </w:tr>
+      <w:tr>
+        <w:trPr>
+          <w:tblHeader/>
+          <w:jc w:val="center"/>
+        </w:trPr>
+        <w:tc>
+          <w:tcPr>
+            <w:tcW w:w="1746" w:type="dxa"/>
+            <w:vMerge/>
+            <w:tcBorders>
+              <w:left w:val="single" w:sz="4" w:space="0" w:color="auto"/>
+              <w:right w:val="single" w:sz="4" w:space="0" w:color="auto"/>
+            </w:tcBorders>
+            <w:vAlign w:val="center"/>
+            <w:hideMark/>
+          </w:tcPr>
+          <w:p>
+            <w:pPr>
+              <w:pStyle w:val="a5"/>
+              <w:rPr>
+                <w:bCs/>
+                <w:spacing w:val="-2"/>
+              </w:rPr>
+            </w:pPr>
+          </w:p>
+        </w:tc>
+        <w:tc>
+          <w:tcPr>
+            <w:tcW w:w="1744" w:type="dxa"/>
+            <w:tcBorders>
+              <w:top w:val="single" w:sz="4" w:space="0" w:color="auto"/>
+              <w:left w:val="single" w:sz="4" w:space="0" w:color="auto"/>
+              <w:bottom w:val="single" w:sz="4" w:space="0" w:color="auto"/>
+              <w:right w:val="single" w:sz="4" w:space="0" w:color="auto"/>
+            </w:tcBorders>
+            <w:vAlign w:val="center"/>
+            <w:hideMark/>
+          </w:tcPr>
+          <w:p>
+            <w:pPr>
+              <w:pStyle w:val="a5"/>
+              <w:rPr>
+                <w:bCs/>
+              </w:rPr>
+            </w:pPr>
+            <w:r>
+              <w:rPr>
+                <w:bCs/>
+              </w:rPr>
+              <w:t>Нанесение ущерба физическому лицу</w:t>
+            </w:r>
+          </w:p>
+        </w:tc>
+        <w:tc>
+          <w:tcPr>
+            <w:tcW w:w="2268" w:type="dxa"/>
+            <w:tcBorders>
+              <w:top w:val="single" w:sz="4" w:space="0" w:color="auto"/>
+              <w:left w:val="single" w:sz="4" w:space="0" w:color="auto"/>
+              <w:bottom w:val="single" w:sz="4" w:space="0" w:color="auto"/>
+              <w:right w:val="single" w:sz="4" w:space="0" w:color="auto"/>
+            </w:tcBorders>
+            <w:vAlign w:val="center"/>
+            <w:hideMark/>
+          </w:tcPr>
+          <w:p>
+            <w:pPr>
+              <w:pStyle w:val="a5"/>
+              <w:rPr>
+                <w:bCs/>
+              </w:rPr>
+            </w:pPr>
+            <w:r>
+              <w:rPr>
+                <w:bCs/>
+              </w:rPr>
+              <w:t>Нанесение ущерба юридическому лицу, индивидуальному предпринимателю</w:t>
+            </w:r>
+          </w:p>
+        </w:tc>
+        <w:tc>
+          <w:tcPr>
+            <w:tcW w:w="1709" w:type="dxa"/>
+            <w:tcBorders>
+              <w:top w:val="single" w:sz="4" w:space="0" w:color="auto"/>
+              <w:left w:val="single" w:sz="4" w:space="0" w:color="auto"/>
+              <w:bottom w:val="single" w:sz="4" w:space="0" w:color="auto"/>
+              <w:right w:val="single" w:sz="4" w:space="0" w:color="auto"/>
+            </w:tcBorders>
+            <w:vAlign w:val="center"/>
+            <w:hideMark/>
+          </w:tcPr>
+          <w:p>
+            <w:pPr>
+              <w:pStyle w:val="a5"/>
+              <w:rPr>
+                <w:bCs/>
+              </w:rPr>
+            </w:pPr>
+            <w:r>
+              <w:rPr>
+                <w:bCs/>
+              </w:rPr>
+              <w:t>Нанесение ущерба государству</w:t>
+            </w:r>
+          </w:p>
+        </w:tc>
+        <w:tc>
+          <w:tcPr>
+            <w:tcW w:w="3018" w:type="dxa"/>
+            <w:vMerge/>
+            <w:tcBorders>
+              <w:left w:val="single" w:sz="4" w:space="0" w:color="auto"/>
+              <w:right w:val="single" w:sz="4" w:space="0" w:color="auto"/>
+            </w:tcBorders>
+            <w:vAlign w:val="center"/>
+            <w:hideMark/>
+          </w:tcPr>
+          <w:p>
+            <w:pPr>
+              <w:pStyle w:val="a5"/>
+              <w:rPr>
+                <w:spacing w:val="-2"/>
+              </w:rPr>
+            </w:pPr>
+          </w:p>
+        </w:tc>
+      </w:tr>
+      <w:tr>
+        <w:trPr>
+          <w:tblHeader/>
+          <w:jc w:val="center"/>
+        </w:trPr>
+        <w:tc>
+          <w:tcPr>
+            <w:tcW w:w="1746" w:type="dxa"/>
+            <w:tcBorders>
+              <w:left w:val="single" w:sz="4" w:space="0" w:color="auto"/>
+              <w:bottom w:val="single" w:sz="4" w:space="0" w:color="auto"/>
+              <w:right w:val="single" w:sz="4" w:space="0" w:color="auto"/>
+            </w:tcBorders>
+            <w:vAlign w:val="center"/>
+          </w:tcPr>
+          <w:p>
+            <w:pPr>
+              <w:pStyle w:val="a5"/>
+              <w:rPr>
+                <w:bCs/>
+                <w:spacing w:val="-2"/>
+              </w:rPr>
+            </w:pPr>
+          </w:p>
+        </w:tc>
+        <w:tc>
+          <w:tcPr>
+            <w:tcW w:w="1744" w:type="dxa"/>
+            <w:tcBorders>
+              <w:top w:val="single" w:sz="4" w:space="0" w:color="auto"/>
+              <w:left w:val="single" w:sz="4" w:space="0" w:color="auto"/>
+              <w:bottom w:val="single" w:sz="4" w:space="0" w:color="auto"/>
+              <w:right w:val="single" w:sz="4" w:space="0" w:color="auto"/>
+            </w:tcBorders>
+            <w:vAlign w:val="center"/>
+          </w:tcPr>
+          <w:p>
+            <w:pPr>
+              <w:pStyle w:val="a5"/>
+              <w:rPr>
+                <w:bCs/>
+              </w:rPr>
+            </w:pPr>
+          </w:p>
+        </w:tc>
+        <w:tc>
+          <w:tcPr>
+            <w:tcW w:w="2268" w:type="dxa"/>
+            <w:tcBorders>
+              <w:top w:val="single" w:sz="4" w:space="0" w:color="auto"/>
+              <w:left w:val="single" w:sz="4" w:space="0" w:color="auto"/>
+              <w:bottom w:val="single" w:sz="4" w:space="0" w:color="auto"/>
+              <w:right w:val="single" w:sz="4" w:space="0" w:color="auto"/>
+            </w:tcBorders>
+            <w:vAlign w:val="center"/>
+          </w:tcPr>
+          <w:p>
+            <w:pPr>
+              <w:pStyle w:val="a5"/>
+              <w:rPr>
+                <w:bCs/>
+              </w:rPr>
+            </w:pPr>
+          </w:p>
+        </w:tc>
+        <w:tc>
+          <w:tcPr>
+            <w:tcW w:w="1709" w:type="dxa"/>
+            <w:tcBorders>
+              <w:top w:val="single" w:sz="4" w:space="0" w:color="auto"/>
+              <w:left w:val="single" w:sz="4" w:space="0" w:color="auto"/>
+              <w:bottom w:val="single" w:sz="4" w:space="0" w:color="auto"/>
+              <w:right w:val="single" w:sz="4" w:space="0" w:color="auto"/>
+            </w:tcBorders>
+            <w:vAlign w:val="center"/>
+          </w:tcPr>
+          <w:p>
+            <w:pPr>
+              <w:pStyle w:val="a5"/>
+              <w:rPr>
+                <w:bCs/>
+              </w:rPr>
+            </w:pPr>
+          </w:p>
+        </w:tc>
+        <w:tc>
+          <w:tcPr>
+            <w:tcW w:w="3018" w:type="dxa"/>
+            <w:tcBorders>
+              <w:left w:val="single" w:sz="4" w:space="0" w:color="auto"/>
+              <w:bottom w:val="single" w:sz="4" w:space="0" w:color="auto"/>
+              <w:right w:val="single" w:sz="4" w:space="0" w:color="auto"/>
+            </w:tcBorders>
+            <w:vAlign w:val="center"/>
+          </w:tcPr>
+          <w:p>
+            <w:pPr>
+              <w:pStyle w:val="a5"/>
+              <w:rPr>
+                <w:spacing w:val="-2"/>
+              </w:rPr>
+            </w:pPr>
+          </w:p>
+        </w:tc>
+      </w:tr>
+    </w:tbl>
+    <w:p>
+      <w:pPr>
+        <w:ind w:firstLine="0"/>
+        <w:rPr>
+          <w:sz w:val="24"/>
+          <w:szCs w:val="24"/>
+          <w:lang w:val="en-US"/>
+        </w:rPr>
+      </w:pPr>
+    </w:p>
+    <w:p>
+      <w:pPr>
+        <w:pStyle w:val="ac"/>
+        <w:keepNext/>
+        <w:spacing w:line="276" w:lineRule="auto"/>
+        <w:ind w:firstLine="0"/>
+        <w:jc w:val="left"/>
+        <w:rPr>
+          <w:i w:val="0"/>
+          <w:color w:val="000000" w:themeColor="text1"/>
+          <w:sz w:val="24"/>
+          <w:szCs w:val="24"/>
+        </w:rPr>
+      </w:pPr>
+      <w:bookmarkStart w:id="1" w:name="_Ref227928163"/>
+      <w:r>
+        <w:rPr>
+          <w:i w:val="0"/>
+          <w:color w:val="000000" w:themeColor="text1"/>
+          <w:sz w:val="24"/>
+          <w:szCs w:val="24"/>
+        </w:rPr>
+        <w:t xml:space="preserve">Таблица </w:t>
+      </w:r>
+      <w:bookmarkEnd w:id="1"/>
+      <w:r>
+        <w:rPr>
+          <w:i w:val="0"/>
+          <w:color w:val="000000" w:themeColor="text1"/>
+          <w:sz w:val="24"/>
+          <w:szCs w:val="24"/>
+        </w:rPr>
+        <w:t>6</w:t>
+      </w:r>
+      <w:r>
+        <w:rPr>
+          <w:i w:val="0"/>
+          <w:noProof/>
+          <w:color w:val="000000" w:themeColor="text1"/>
+          <w:sz w:val="24"/>
+          <w:szCs w:val="24"/>
+        </w:rPr>
+        <w:t xml:space="preserve"> – Определение актуальных способов реализации УБИ</w:t>
+      </w:r>
+    </w:p>
+    <w:tbl>
+      <w:tblPr>
+        <w:tblStyle w:val="ab"/>
+        <w:tblW w:w="10485" w:type="dxa"/>
+        <w:tblLayout w:type="fixed"/>
+        <w:tblLook w:val="04A0" w:firstRow="1" w:lastRow="0" w:firstColumn="1" w:lastColumn="0" w:noHBand="0" w:noVBand="1"/>
+      </w:tblPr>
+      <w:tblGrid>
+        <w:gridCol w:w="562"/>
+        <w:gridCol w:w="2612"/>
+        <w:gridCol w:w="1587"/>
+        <w:gridCol w:w="1587"/>
+        <w:gridCol w:w="1587"/>
+        <w:gridCol w:w="2550"/>
+      </w:tblGrid>
+      <w:tr>
+        <w:trPr>
+          <w:trHeight w:val="20"/>
+        </w:trPr>
+        <w:tc>
+          <w:tcPr>
+            <w:tcW w:w="562" w:type="dxa"/>
+          </w:tcPr>
+          <w:p>
+            <w:pPr>
+              <w:pStyle w:val="a"/>
+              <w:numPr>
+                <w:ilvl w:val="0"/>
+                <w:numId w:val="0"/>
+              </w:numPr>
+              <w:tabs>
+                <w:tab w:val="left" w:pos="567"/>
+              </w:tabs>
+              <w:spacing w:line="276" w:lineRule="auto"/>
+              <w:rPr>
+                <w:b w:val="0"/>
+                <w:szCs w:val="24"/>
+              </w:rPr>
+            </w:pPr>
+            <w:r>
+              <w:rPr>
+                <w:b w:val="0"/>
+                <w:szCs w:val="24"/>
+              </w:rPr>
+              <w:t>№</w:t>
+            </w:r>
+          </w:p>
+          <w:p>
+            <w:pPr>
+              <w:pStyle w:val="a"/>
+              <w:numPr>
+                <w:ilvl w:val="0"/>
+                <w:numId w:val="0"/>
+              </w:numPr>
+              <w:tabs>
+                <w:tab w:val="left" w:pos="567"/>
+              </w:tabs>
+              <w:spacing w:line="276" w:lineRule="auto"/>
+              <w:rPr>
+                <w:b w:val="0"/>
+                <w:szCs w:val="24"/>
+              </w:rPr>
+            </w:pPr>
+            <w:r>
+              <w:rPr>
+                <w:b w:val="0"/>
+                <w:szCs w:val="24"/>
+              </w:rPr>
+              <w:t>п/п</w:t>
+            </w:r>
+          </w:p>
+        </w:tc>
+        <w:tc>
+          <w:tcPr>
+            <w:tcW w:w="2612" w:type="dxa"/>
+          </w:tcPr>
+          <w:p>
+            <w:pPr>
+              <w:pStyle w:val="a"/>
+              <w:numPr>
+                <w:ilvl w:val="0"/>
+                <w:numId w:val="0"/>
+              </w:numPr>
+              <w:tabs>
+                <w:tab w:val="left" w:pos="567"/>
+              </w:tabs>
+              <w:spacing w:line="276" w:lineRule="auto"/>
+              <w:rPr>
+                <w:b w:val="0"/>
+                <w:szCs w:val="24"/>
+              </w:rPr>
+            </w:pPr>
+            <w:r>
+              <w:rPr>
+                <w:b w:val="0"/>
+                <w:szCs w:val="24"/>
+              </w:rPr>
+              <w:t>Вид нарушителя</w:t>
+            </w:r>
+          </w:p>
+        </w:tc>
+        <w:tc>
+          <w:tcPr>
+            <w:tcW w:w="1587" w:type="dxa"/>
+          </w:tcPr>
+          <w:p>
+            <w:pPr>
+              <w:pStyle w:val="a"/>
+              <w:numPr>
+                <w:ilvl w:val="0"/>
+                <w:numId w:val="0"/>
+              </w:numPr>
+              <w:tabs>
+                <w:tab w:val="left" w:pos="567"/>
+              </w:tabs>
+              <w:spacing w:line="276" w:lineRule="auto"/>
+              <w:rPr>
+                <w:b w:val="0"/>
+                <w:szCs w:val="24"/>
+              </w:rPr>
+            </w:pPr>
+            <w:r>
+              <w:rPr>
+                <w:b w:val="0"/>
+                <w:szCs w:val="24"/>
+              </w:rPr>
+              <w:t>Категория</w:t>
+            </w:r>
+          </w:p>
+        </w:tc>
+        <w:tc>
+          <w:tcPr>
+            <w:tcW w:w="1587" w:type="dxa"/>
+          </w:tcPr>
+          <w:p>
+            <w:pPr>
+              <w:pStyle w:val="a"/>
+              <w:numPr>
+                <w:ilvl w:val="0"/>
+                <w:numId w:val="0"/>
+              </w:numPr>
+              <w:tabs>
+                <w:tab w:val="left" w:pos="567"/>
+              </w:tabs>
+              <w:spacing w:line="276" w:lineRule="auto"/>
+              <w:rPr>
+                <w:b w:val="0"/>
+                <w:szCs w:val="24"/>
+              </w:rPr>
+            </w:pPr>
+            <w:r>
+              <w:rPr>
+                <w:b w:val="0"/>
+                <w:szCs w:val="24"/>
+              </w:rPr>
+              <w:t>Объект воздействия</w:t>
+            </w:r>
+          </w:p>
+        </w:tc>
+        <w:tc>
+          <w:tcPr>
+            <w:tcW w:w="1587" w:type="dxa"/>
+          </w:tcPr>
+          <w:p>
+            <w:pPr>
+              <w:pStyle w:val="a"/>
+              <w:numPr>
+                <w:ilvl w:val="0"/>
+                <w:numId w:val="0"/>
+              </w:numPr>
+              <w:tabs>
+                <w:tab w:val="left" w:pos="567"/>
+              </w:tabs>
+              <w:spacing w:line="276" w:lineRule="auto"/>
+              <w:rPr>
+                <w:b w:val="0"/>
+                <w:szCs w:val="24"/>
+              </w:rPr>
+            </w:pPr>
+            <w:r>
+              <w:rPr>
+                <w:b w:val="0"/>
+                <w:szCs w:val="24"/>
+              </w:rPr>
+              <w:t>Доступные интерфейсы</w:t>
+            </w:r>
+          </w:p>
+        </w:tc>
+        <w:tc>
+          <w:tcPr>
+            <w:tcW w:w="2550" w:type="dxa"/>
+          </w:tcPr>
+          <w:p>
+            <w:pPr>
+              <w:pStyle w:val="a"/>
+              <w:numPr>
+                <w:ilvl w:val="0"/>
+                <w:numId w:val="0"/>
+              </w:numPr>
+              <w:tabs>
+                <w:tab w:val="left" w:pos="567"/>
+              </w:tabs>
+              <w:spacing w:line="276" w:lineRule="auto"/>
+              <w:rPr>
+                <w:b w:val="0"/>
+                <w:szCs w:val="24"/>
+              </w:rPr>
+            </w:pPr>
+            <w:r>
+              <w:rPr>
+                <w:b w:val="0"/>
+                <w:szCs w:val="24"/>
+              </w:rPr>
+              <w:t>Способы реализации</w:t>
+            </w:r>
+          </w:p>
+        </w:tc>
+      </w:tr>
+      <w:tr>
+        <w:trPr>
+          <w:trHeight w:val="20"/>
+        </w:trPr>
+        <w:tc>
+          <w:tcPr>
+            <w:tcW w:w="562" w:type="dxa"/>
+          </w:tcPr>
+          <w:p>
+            <w:pPr>
+              <w:pStyle w:val="a"/>
+              <w:numPr>
+                <w:ilvl w:val="0"/>
+                <w:numId w:val="0"/>
+              </w:numPr>
+              <w:tabs>
+                <w:tab w:val="left" w:pos="567"/>
+              </w:tabs>
+              <w:spacing w:line="276" w:lineRule="auto"/>
+              <w:rPr>
+                <w:b w:val="0"/>
+                <w:szCs w:val="24"/>
+              </w:rPr>
+            </w:pPr>
+          </w:p>
+        </w:tc>
+        <w:tc>
+          <w:tcPr>
+            <w:tcW w:w="2612" w:type="dxa"/>
+          </w:tcPr>
+          <w:p>
+            <w:pPr>
+              <w:pStyle w:val="a"/>
+              <w:numPr>
+                <w:ilvl w:val="0"/>
+                <w:numId w:val="0"/>
+              </w:numPr>
+              <w:tabs>
+                <w:tab w:val="left" w:pos="567"/>
+              </w:tabs>
+              <w:spacing w:line="276" w:lineRule="auto"/>
+              <w:rPr>
+                <w:b w:val="0"/>
+                <w:szCs w:val="24"/>
+              </w:rPr>
+            </w:pPr>
+          </w:p>
+        </w:tc>
+        <w:tc>
+          <w:tcPr>
+            <w:tcW w:w="1587" w:type="dxa"/>
+          </w:tcPr>
+          <w:p>
+            <w:pPr>
+              <w:pStyle w:val="a"/>
+              <w:numPr>
+                <w:ilvl w:val="0"/>
+                <w:numId w:val="0"/>
+              </w:numPr>
+              <w:tabs>
+                <w:tab w:val="left" w:pos="567"/>
+              </w:tabs>
+              <w:spacing w:line="276" w:lineRule="auto"/>
+              <w:rPr>
+                <w:b w:val="0"/>
+                <w:szCs w:val="24"/>
+              </w:rPr>
+            </w:pPr>
+          </w:p>
+        </w:tc>
+        <w:tc>
+          <w:tcPr>
+            <w:tcW w:w="1587" w:type="dxa"/>
+          </w:tcPr>
+          <w:p>
+            <w:pPr>
+              <w:pStyle w:val="a"/>
+              <w:numPr>
+                <w:ilvl w:val="0"/>
+                <w:numId w:val="0"/>
+              </w:numPr>
+              <w:tabs>
+                <w:tab w:val="left" w:pos="567"/>
+              </w:tabs>
+              <w:spacing w:line="276" w:lineRule="auto"/>
+              <w:rPr>
+                <w:b w:val="0"/>
+                <w:szCs w:val="24"/>
+              </w:rPr>
+            </w:pPr>
+          </w:p>
+        </w:tc>
+        <w:tc>
+          <w:tcPr>
+            <w:tcW w:w="1587" w:type="dxa"/>
+          </w:tcPr>
+          <w:p>
+            <w:pPr>
+              <w:pStyle w:val="a"/>
+              <w:numPr>
+                <w:ilvl w:val="0"/>
+                <w:numId w:val="0"/>
+              </w:numPr>
+              <w:tabs>
+                <w:tab w:val="left" w:pos="567"/>
+              </w:tabs>
+              <w:spacing w:line="276" w:lineRule="auto"/>
+              <w:rPr>
+                <w:b w:val="0"/>
+                <w:szCs w:val="24"/>
+              </w:rPr>
+            </w:pPr>
+          </w:p>
+        </w:tc>
+        <w:tc>
+          <w:tcPr>
+            <w:tcW w:w="2550" w:type="dxa"/>
+          </w:tcPr>
+          <w:p>
+            <w:pPr>
+              <w:pStyle w:val="a"/>
+              <w:numPr>
+                <w:ilvl w:val="0"/>
+                <w:numId w:val="0"/>
+              </w:numPr>
+              <w:tabs>
+                <w:tab w:val="left" w:pos="567"/>
+              </w:tabs>
+              <w:spacing w:line="276" w:lineRule="auto"/>
+              <w:rPr>
+                <w:b w:val="0"/>
+                <w:szCs w:val="24"/>
+              </w:rPr>
+            </w:pPr>
+          </w:p>
+        </w:tc>
+      </w:tr>
+    </w:tbl>
+    <w:p>
+      <w:pPr>
+        <w:ind w:firstLine="0"/>
+        <w:rPr>
+          <w:sz w:val="24"/>
+          <w:szCs w:val="24"/>
+          <w:lang w:val="en-US"/>
+        </w:rPr>
+      </w:pPr>
+    </w:p>
+    <w:p>
+      <w:pPr>
+        <w:ind w:firstLine="0"/>
+        <w:rPr>
+          <w:sz w:val="24"/>
+          <w:szCs w:val="24"/>
+        </w:rPr>
+      </w:pPr>
+      <w:r>
+        <w:rPr>
+          <w:sz w:val="24"/>
+          <w:szCs w:val="24"/>
+        </w:rPr>
+        <w:t>Итоговая таблица</w:t>
+      </w:r>
+      <w:bookmarkStart w:id="2" w:name="_GoBack"/>
+      <w:bookmarkEnd w:id="2"/>
+    </w:p>
+    <w:p>
+      <w:pPr>
+        <w:pStyle w:val="ac"/>
+        <w:keepNext/>
+        <w:spacing w:after="0" w:line="276" w:lineRule="auto"/>
+        <w:ind w:firstLine="0"/>
+        <w:jc w:val="left"/>
+        <w:rPr>
+          <w:i w:val="0"/>
+          <w:color w:val="000000" w:themeColor="text1"/>
+          <w:sz w:val="24"/>
+          <w:szCs w:val="24"/>
+        </w:rPr>
+      </w:pPr>
+      <w:bookmarkStart w:id="3" w:name="_Ref227928303"/>
+      <w:r>
+        <w:rPr>
+          <w:i w:val="0"/>
+          <w:color w:val="000000" w:themeColor="text1"/>
+          <w:sz w:val="24"/>
+          <w:szCs w:val="24"/>
+        </w:rPr>
+        <w:t xml:space="preserve">Таблица </w:t>
+      </w:r>
+      <w:bookmarkEnd w:id="3"/>
+      <w:r>
+        <w:rPr>
+          <w:i w:val="0"/>
+          <w:color w:val="000000" w:themeColor="text1"/>
+          <w:sz w:val="24"/>
+          <w:szCs w:val="24"/>
+        </w:rPr>
+        <w:t xml:space="preserve">7 </w:t>
+      </w:r>
+      <w:r>
+        <w:rPr>
+          <w:i w:val="0"/>
+          <w:noProof/>
+          <w:color w:val="000000" w:themeColor="text1"/>
+          <w:sz w:val="24"/>
+          <w:szCs w:val="24"/>
+        </w:rPr>
+        <w:t>– Перечень возможных (вероятных) УБИ для Системы</w:t>
+      </w:r>
+    </w:p>
+    <w:tbl>
+      <w:tblPr>
+        <w:tblW w:w="10401" w:type="dxa"/>
+        <w:jc w:val="center"/>
+        <w:tblBorders>
+          <w:top w:val="single" w:sz="4" w:space="0" w:color="auto"/>
+          <w:left w:val="single" w:sz="4" w:space="0" w:color="auto"/>
+          <w:bottom w:val="single" w:sz="4" w:space="0" w:color="auto"/>
+          <w:right w:val="single" w:sz="4" w:space="0" w:color="auto"/>
+          <w:insideH w:val="single" w:sz="4" w:space="0" w:color="auto"/>
+          <w:insideV w:val="single" w:sz="4" w:space="0" w:color="auto"/>
+        </w:tblBorders>
+        <w:tblLayout w:type="fixed"/>
+        <w:tblLook w:val="04A0" w:firstRow="1" w:lastRow="0" w:firstColumn="1" w:lastColumn="0" w:noHBand="0" w:noVBand="1"/>
+      </w:tblPr>
+      <w:tblGrid>
+        <w:gridCol w:w="1313"/>
+        <w:gridCol w:w="1043"/>
+        <w:gridCol w:w="1044"/>
+        <w:gridCol w:w="1270"/>
+        <w:gridCol w:w="1092"/>
+        <w:gridCol w:w="1181"/>
+        <w:gridCol w:w="1181"/>
+        <w:gridCol w:w="1137"/>
+        <w:gridCol w:w="1140"/>
+      </w:tblGrid>
+      <w:tr>
+        <w:trPr>
+          <w:cantSplit/>
+          <w:trHeight w:val="20"/>
+          <w:tblHeader/>
+          <w:jc w:val="center"/>
+        </w:trPr>
+        <w:tc>
+          <w:tcPr>
+            <w:tcW w:w="1313" w:type="dxa"/>
+            <w:vMerge w:val="restart"/>
+            <w:tcBorders>
+              <w:top w:val="single" w:sz="4" w:space="0" w:color="auto"/>
+              <w:left w:val="single" w:sz="4" w:space="0" w:color="auto"/>
+              <w:right w:val="single" w:sz="4" w:space="0" w:color="auto"/>
+            </w:tcBorders>
+            <w:vAlign w:val="center"/>
+          </w:tcPr>
+          <w:p>
+            <w:pPr>
+              <w:spacing w:line="276" w:lineRule="auto"/>
+              <w:ind w:firstLine="0"/>
+              <w:rPr>
+                <w:rFonts w:eastAsia="DejaVu Sans"/>
+                <w:bCs/>
+                <w:kern w:val="2"/>
+                <w:sz w:val="24"/>
+                <w:szCs w:val="24"/>
+                <w:lang w:eastAsia="zh-CN" w:bidi="hi-IN"/>
+              </w:rPr>
+            </w:pPr>
+            <w:r>
+              <w:rPr>
+                <w:bCs/>
+                <w:sz w:val="24"/>
+                <w:szCs w:val="24"/>
+              </w:rPr>
+              <w:t>Идентификатор УБИ</w:t>
+            </w:r>
+          </w:p>
+        </w:tc>
+        <w:tc>
+          <w:tcPr>
+            <w:tcW w:w="2087" w:type="dxa"/>
+            <w:gridSpan w:val="2"/>
+            <w:tcBorders>
+              <w:top w:val="single" w:sz="4" w:space="0" w:color="auto"/>
+              <w:left w:val="single" w:sz="4" w:space="0" w:color="auto"/>
+              <w:bottom w:val="single" w:sz="4" w:space="0" w:color="auto"/>
+              <w:right w:val="single" w:sz="4" w:space="0" w:color="auto"/>
+            </w:tcBorders>
+            <w:vAlign w:val="center"/>
+          </w:tcPr>
+          <w:p>
+            <w:pPr>
+              <w:spacing w:line="276" w:lineRule="auto"/>
+              <w:ind w:firstLine="0"/>
+              <w:jc w:val="center"/>
+              <w:rPr>
+                <w:bCs/>
+                <w:sz w:val="24"/>
+                <w:szCs w:val="24"/>
+              </w:rPr>
+            </w:pPr>
+            <w:r>
+              <w:rPr>
+                <w:bCs/>
+                <w:sz w:val="24"/>
+                <w:szCs w:val="24"/>
+              </w:rPr>
+              <w:t>Уровень возможностей</w:t>
+            </w:r>
+          </w:p>
+          <w:p>
+            <w:pPr>
+              <w:spacing w:line="276" w:lineRule="auto"/>
+              <w:ind w:firstLine="0"/>
+              <w:jc w:val="center"/>
+              <w:rPr>
+                <w:bCs/>
+                <w:sz w:val="24"/>
+                <w:szCs w:val="24"/>
+              </w:rPr>
+            </w:pPr>
+            <w:r>
+              <w:rPr>
+                <w:bCs/>
+                <w:sz w:val="24"/>
+                <w:szCs w:val="24"/>
+              </w:rPr>
+              <w:t>нарушителей</w:t>
+            </w:r>
+          </w:p>
+        </w:tc>
+        <w:tc>
+          <w:tcPr>
+            <w:tcW w:w="1270" w:type="dxa"/>
+            <w:vMerge w:val="restart"/>
+            <w:tcBorders>
+              <w:top w:val="single" w:sz="4" w:space="0" w:color="auto"/>
+              <w:left w:val="single" w:sz="4" w:space="0" w:color="auto"/>
+              <w:right w:val="single" w:sz="4" w:space="0" w:color="auto"/>
+            </w:tcBorders>
+            <w:vAlign w:val="center"/>
+          </w:tcPr>
+          <w:p>
+            <w:pPr>
+              <w:spacing w:line="276" w:lineRule="auto"/>
+              <w:ind w:firstLine="0"/>
+              <w:jc w:val="center"/>
+              <w:rPr>
+                <w:bCs/>
+                <w:sz w:val="24"/>
+                <w:szCs w:val="24"/>
+              </w:rPr>
+            </w:pPr>
+            <w:r>
+              <w:rPr>
+                <w:bCs/>
+                <w:sz w:val="24"/>
+                <w:szCs w:val="24"/>
+              </w:rPr>
+              <w:t>Объект воздействия</w:t>
+            </w:r>
+          </w:p>
+        </w:tc>
+        <w:tc>
+          <w:tcPr>
+            <w:tcW w:w="1092" w:type="dxa"/>
+            <w:vMerge w:val="restart"/>
+            <w:tcBorders>
+              <w:top w:val="single" w:sz="4" w:space="0" w:color="auto"/>
+              <w:left w:val="single" w:sz="4" w:space="0" w:color="auto"/>
+              <w:right w:val="single" w:sz="4" w:space="0" w:color="auto"/>
+            </w:tcBorders>
+            <w:vAlign w:val="center"/>
+          </w:tcPr>
+          <w:p>
+            <w:pPr>
+              <w:spacing w:line="276" w:lineRule="auto"/>
+              <w:ind w:firstLine="0"/>
+              <w:rPr>
+                <w:rFonts w:eastAsia="DejaVu Sans"/>
+                <w:bCs/>
+                <w:kern w:val="2"/>
+                <w:sz w:val="24"/>
+                <w:szCs w:val="24"/>
+                <w:lang w:eastAsia="zh-CN" w:bidi="hi-IN"/>
+              </w:rPr>
+            </w:pPr>
+            <w:r>
+              <w:rPr>
+                <w:bCs/>
+                <w:sz w:val="24"/>
+                <w:szCs w:val="24"/>
+              </w:rPr>
+              <w:t>Способы реализации</w:t>
+            </w:r>
+          </w:p>
+        </w:tc>
+        <w:tc>
+          <w:tcPr>
+            <w:tcW w:w="1181" w:type="dxa"/>
+            <w:vMerge w:val="restart"/>
+            <w:tcBorders>
+              <w:top w:val="single" w:sz="4" w:space="0" w:color="auto"/>
+              <w:left w:val="single" w:sz="4" w:space="0" w:color="auto"/>
+              <w:right w:val="single" w:sz="4" w:space="0" w:color="auto"/>
+            </w:tcBorders>
+            <w:vAlign w:val="center"/>
+          </w:tcPr>
+          <w:p>
+            <w:pPr>
+              <w:spacing w:line="276" w:lineRule="auto"/>
+              <w:ind w:firstLine="0"/>
+              <w:rPr>
+                <w:rFonts w:eastAsia="DejaVu Sans"/>
+                <w:bCs/>
+                <w:kern w:val="2"/>
+                <w:sz w:val="24"/>
+                <w:szCs w:val="24"/>
+                <w:lang w:eastAsia="zh-CN" w:bidi="hi-IN"/>
+              </w:rPr>
+            </w:pPr>
+            <w:r>
+              <w:rPr>
+                <w:bCs/>
+                <w:sz w:val="24"/>
+                <w:szCs w:val="24"/>
+              </w:rPr>
+              <w:t>Негативные последствия</w:t>
+            </w:r>
+          </w:p>
+        </w:tc>
+        <w:tc>
+          <w:tcPr>
+            <w:tcW w:w="2318" w:type="dxa"/>
+            <w:gridSpan w:val="2"/>
+            <w:tcBorders>
+              <w:top w:val="single" w:sz="4" w:space="0" w:color="auto"/>
+              <w:left w:val="single" w:sz="4" w:space="0" w:color="auto"/>
+              <w:right w:val="single" w:sz="4" w:space="0" w:color="auto"/>
+            </w:tcBorders>
+            <w:vAlign w:val="center"/>
+          </w:tcPr>
+          <w:p>
+            <w:pPr>
+              <w:spacing w:line="276" w:lineRule="auto"/>
+              <w:ind w:firstLine="0"/>
+              <w:jc w:val="center"/>
+              <w:rPr>
+                <w:bCs/>
+                <w:color w:val="000000"/>
+                <w:sz w:val="24"/>
+                <w:szCs w:val="24"/>
+              </w:rPr>
+            </w:pPr>
+            <w:r>
+              <w:rPr>
+                <w:bCs/>
+                <w:color w:val="000000"/>
+                <w:sz w:val="24"/>
+                <w:szCs w:val="24"/>
+              </w:rPr>
+              <w:t>Сценарий реализации угрозы</w:t>
+            </w:r>
+          </w:p>
+        </w:tc>
+        <w:tc>
+          <w:tcPr>
+            <w:tcW w:w="1140" w:type="dxa"/>
+            <w:vMerge w:val="restart"/>
+            <w:tcBorders>
+              <w:top w:val="single" w:sz="4" w:space="0" w:color="auto"/>
+              <w:left w:val="single" w:sz="4" w:space="0" w:color="auto"/>
+              <w:right w:val="single" w:sz="4" w:space="0" w:color="auto"/>
+            </w:tcBorders>
+            <w:vAlign w:val="center"/>
+          </w:tcPr>
+          <w:p>
+            <w:pPr>
+              <w:spacing w:line="276" w:lineRule="auto"/>
+              <w:ind w:firstLine="0"/>
+              <w:jc w:val="center"/>
+              <w:rPr>
+                <w:bCs/>
+                <w:color w:val="000000"/>
+                <w:sz w:val="24"/>
+                <w:szCs w:val="24"/>
+              </w:rPr>
+            </w:pPr>
+            <w:r>
+              <w:rPr>
+                <w:bCs/>
+                <w:sz w:val="24"/>
+                <w:szCs w:val="24"/>
+              </w:rPr>
+              <w:t>Примечания</w:t>
+            </w:r>
+          </w:p>
+        </w:tc>
+      </w:tr>
+      <w:tr>
+        <w:trPr>
+          <w:cantSplit/>
+          <w:trHeight w:val="20"/>
+          <w:tblHeader/>
+          <w:jc w:val="center"/>
+        </w:trPr>
+        <w:tc>
+          <w:tcPr>
+            <w:tcW w:w="1313" w:type="dxa"/>
+            <w:vMerge/>
+            <w:tcBorders>
+              <w:left w:val="single" w:sz="4" w:space="0" w:color="auto"/>
+              <w:right w:val="single" w:sz="4" w:space="0" w:color="auto"/>
+            </w:tcBorders>
+            <w:vAlign w:val="center"/>
+            <w:hideMark/>
+          </w:tcPr>
+          <w:p>
+            <w:pPr>
+              <w:spacing w:line="276" w:lineRule="auto"/>
+              <w:ind w:firstLine="0"/>
+              <w:rPr>
+                <w:rFonts w:eastAsia="DejaVu Sans"/>
+                <w:bCs/>
+                <w:kern w:val="2"/>
+                <w:sz w:val="24"/>
+                <w:szCs w:val="24"/>
+                <w:lang w:eastAsia="zh-CN" w:bidi="hi-IN"/>
+              </w:rPr>
+            </w:pPr>
+          </w:p>
+        </w:tc>
+        <w:tc>
+          <w:tcPr>
+            <w:tcW w:w="1043" w:type="dxa"/>
+            <w:tcBorders>
+              <w:top w:val="single" w:sz="4" w:space="0" w:color="auto"/>
+              <w:left w:val="single" w:sz="4" w:space="0" w:color="auto"/>
+              <w:bottom w:val="single" w:sz="4" w:space="0" w:color="auto"/>
+              <w:right w:val="single" w:sz="4" w:space="0" w:color="auto"/>
+            </w:tcBorders>
+            <w:vAlign w:val="center"/>
+            <w:hideMark/>
+          </w:tcPr>
+          <w:p>
+            <w:pPr>
+              <w:spacing w:line="276" w:lineRule="auto"/>
+              <w:ind w:firstLine="0"/>
+              <w:jc w:val="center"/>
+              <w:rPr>
+                <w:bCs/>
+                <w:sz w:val="24"/>
+                <w:szCs w:val="24"/>
+              </w:rPr>
+            </w:pPr>
+            <w:r>
+              <w:rPr>
+                <w:bCs/>
+                <w:sz w:val="24"/>
+                <w:szCs w:val="24"/>
+              </w:rPr>
+              <w:t>Внутренний</w:t>
+            </w:r>
+          </w:p>
+        </w:tc>
+        <w:tc>
+          <w:tcPr>
+            <w:tcW w:w="1044" w:type="dxa"/>
+            <w:tcBorders>
+              <w:top w:val="single" w:sz="4" w:space="0" w:color="auto"/>
+              <w:left w:val="single" w:sz="4" w:space="0" w:color="auto"/>
+              <w:bottom w:val="single" w:sz="4" w:space="0" w:color="auto"/>
+              <w:right w:val="single" w:sz="4" w:space="0" w:color="auto"/>
+            </w:tcBorders>
+            <w:vAlign w:val="center"/>
+            <w:hideMark/>
+          </w:tcPr>
+          <w:p>
+            <w:pPr>
+              <w:spacing w:line="276" w:lineRule="auto"/>
+              <w:ind w:firstLine="0"/>
+              <w:jc w:val="center"/>
+              <w:rPr>
+                <w:bCs/>
+                <w:sz w:val="24"/>
+                <w:szCs w:val="24"/>
+              </w:rPr>
+            </w:pPr>
+            <w:r>
+              <w:rPr>
+                <w:bCs/>
+                <w:sz w:val="24"/>
+                <w:szCs w:val="24"/>
+              </w:rPr>
+              <w:t>Внешний</w:t>
+            </w:r>
+          </w:p>
+        </w:tc>
+        <w:tc>
+          <w:tcPr>
+            <w:tcW w:w="1270" w:type="dxa"/>
+            <w:vMerge/>
+            <w:tcBorders>
+              <w:left w:val="single" w:sz="4" w:space="0" w:color="auto"/>
+              <w:right w:val="single" w:sz="4" w:space="0" w:color="auto"/>
+            </w:tcBorders>
+          </w:tcPr>
+          <w:p>
+            <w:pPr>
+              <w:spacing w:line="276" w:lineRule="auto"/>
+              <w:ind w:firstLine="0"/>
+              <w:rPr>
+                <w:rFonts w:eastAsia="DejaVu Sans"/>
+                <w:bCs/>
+                <w:kern w:val="2"/>
+                <w:sz w:val="24"/>
+                <w:szCs w:val="24"/>
+                <w:lang w:eastAsia="zh-CN" w:bidi="hi-IN"/>
+              </w:rPr>
+            </w:pPr>
+          </w:p>
+        </w:tc>
+        <w:tc>
+          <w:tcPr>
+            <w:tcW w:w="1092" w:type="dxa"/>
+            <w:vMerge/>
+            <w:tcBorders>
+              <w:left w:val="single" w:sz="4" w:space="0" w:color="auto"/>
+              <w:right w:val="single" w:sz="4" w:space="0" w:color="auto"/>
+            </w:tcBorders>
+            <w:vAlign w:val="center"/>
+          </w:tcPr>
+          <w:p>
+            <w:pPr>
+              <w:spacing w:line="276" w:lineRule="auto"/>
+              <w:ind w:firstLine="0"/>
+              <w:rPr>
+                <w:rFonts w:eastAsia="DejaVu Sans"/>
+                <w:bCs/>
+                <w:kern w:val="2"/>
+                <w:sz w:val="24"/>
+                <w:szCs w:val="24"/>
+                <w:lang w:eastAsia="zh-CN" w:bidi="hi-IN"/>
+              </w:rPr>
+            </w:pPr>
+          </w:p>
+        </w:tc>
+        <w:tc>
+          <w:tcPr>
+            <w:tcW w:w="1181" w:type="dxa"/>
+            <w:vMerge/>
+            <w:tcBorders>
+              <w:left w:val="single" w:sz="4" w:space="0" w:color="auto"/>
+              <w:right w:val="single" w:sz="4" w:space="0" w:color="auto"/>
+            </w:tcBorders>
+            <w:vAlign w:val="center"/>
+          </w:tcPr>
+          <w:p>
+            <w:pPr>
+              <w:spacing w:line="276" w:lineRule="auto"/>
+              <w:ind w:firstLine="0"/>
+              <w:rPr>
+                <w:rFonts w:eastAsia="DejaVu Sans"/>
+                <w:bCs/>
+                <w:kern w:val="2"/>
+                <w:sz w:val="24"/>
+                <w:szCs w:val="24"/>
+                <w:lang w:eastAsia="zh-CN" w:bidi="hi-IN"/>
+              </w:rPr>
+            </w:pPr>
+          </w:p>
+        </w:tc>
+        <w:tc>
+          <w:tcPr>
+            <w:tcW w:w="1181" w:type="dxa"/>
+            <w:tcBorders>
+              <w:left w:val="single" w:sz="4" w:space="0" w:color="auto"/>
+              <w:right w:val="single" w:sz="4" w:space="0" w:color="auto"/>
+            </w:tcBorders>
+            <w:vAlign w:val="center"/>
+            <w:hideMark/>
+          </w:tcPr>
+          <w:p>
+            <w:pPr>
+              <w:spacing w:line="276" w:lineRule="auto"/>
+              <w:ind w:firstLine="0"/>
+              <w:rPr>
+                <w:rFonts w:eastAsia="DejaVu Sans"/>
+                <w:bCs/>
+                <w:kern w:val="2"/>
+                <w:sz w:val="24"/>
+                <w:szCs w:val="24"/>
+                <w:lang w:eastAsia="zh-CN" w:bidi="hi-IN"/>
+              </w:rPr>
+            </w:pPr>
+            <w:r>
+              <w:rPr>
+                <w:bCs/>
+                <w:color w:val="000000"/>
+                <w:sz w:val="24"/>
+                <w:szCs w:val="24"/>
+              </w:rPr>
+              <w:t>Тактика</w:t>
+            </w:r>
+          </w:p>
+        </w:tc>
+        <w:tc>
+          <w:tcPr>
+            <w:tcW w:w="1137" w:type="dxa"/>
+            <w:tcBorders>
+              <w:top w:val="single" w:sz="4" w:space="0" w:color="auto"/>
+              <w:left w:val="single" w:sz="4" w:space="0" w:color="auto"/>
+              <w:bottom w:val="single" w:sz="4" w:space="0" w:color="auto"/>
+              <w:right w:val="single" w:sz="4" w:space="0" w:color="auto"/>
+            </w:tcBorders>
+            <w:vAlign w:val="center"/>
+          </w:tcPr>
+          <w:p>
+            <w:pPr>
+              <w:spacing w:line="276" w:lineRule="auto"/>
+              <w:ind w:firstLine="0"/>
+              <w:jc w:val="center"/>
+              <w:rPr>
+                <w:bCs/>
+                <w:sz w:val="24"/>
+                <w:szCs w:val="24"/>
+              </w:rPr>
+            </w:pPr>
+            <w:r>
+              <w:rPr>
+                <w:bCs/>
+                <w:color w:val="000000"/>
+                <w:sz w:val="24"/>
+                <w:szCs w:val="24"/>
+              </w:rPr>
+              <w:t>Техника</w:t>
+            </w:r>
+          </w:p>
+        </w:tc>
+        <w:tc>
+          <w:tcPr>
+            <w:tcW w:w="1140" w:type="dxa"/>
+            <w:vMerge/>
+            <w:tcBorders>
+              <w:left w:val="single" w:sz="4" w:space="0" w:color="auto"/>
+              <w:right w:val="single" w:sz="4" w:space="0" w:color="auto"/>
+            </w:tcBorders>
+            <w:vAlign w:val="center"/>
+          </w:tcPr>
+          <w:p>
+            <w:pPr>
+              <w:spacing w:line="276" w:lineRule="auto"/>
+              <w:ind w:firstLine="0"/>
+              <w:jc w:val="center"/>
+              <w:rPr>
+                <w:bCs/>
+                <w:sz w:val="24"/>
+                <w:szCs w:val="24"/>
+              </w:rPr>
+            </w:pPr>
+          </w:p>
+        </w:tc>
+      </w:tr>
+      <w:tr>
+        <w:trPr>
+          <w:cantSplit/>
+          <w:trHeight w:val="20"/>
+          <w:tblHeader/>
+          <w:jc w:val="center"/>
+        </w:trPr>
+        <w:tc>
+          <w:tcPr>
+            <w:tcW w:w="1313" w:type="dxa"/>
+            <w:tcBorders>
+              <w:left w:val="single" w:sz="4" w:space="0" w:color="auto"/>
+              <w:right w:val="single" w:sz="4" w:space="0" w:color="auto"/>
+            </w:tcBorders>
+            <w:vAlign w:val="center"/>
+          </w:tcPr>
+          <w:p>
+            <w:pPr>
+              <w:spacing w:line="276" w:lineRule="auto"/>
+              <w:ind w:firstLine="0"/>
+              <w:rPr>
+                <w:rFonts w:eastAsia="DejaVu Sans"/>
+                <w:bCs/>
+                <w:kern w:val="2"/>
+                <w:sz w:val="24"/>
+                <w:szCs w:val="24"/>
+                <w:lang w:eastAsia="zh-CN" w:bidi="hi-IN"/>
+              </w:rPr>
+            </w:pPr>
+          </w:p>
+        </w:tc>
+        <w:tc>
+          <w:tcPr>
+            <w:tcW w:w="1043" w:type="dxa"/>
+            <w:tcBorders>
+              <w:top w:val="single" w:sz="4" w:space="0" w:color="auto"/>
+              <w:left w:val="single" w:sz="4" w:space="0" w:color="auto"/>
+              <w:bottom w:val="single" w:sz="4" w:space="0" w:color="auto"/>
+              <w:right w:val="single" w:sz="4" w:space="0" w:color="auto"/>
+            </w:tcBorders>
+            <w:vAlign w:val="center"/>
+          </w:tcPr>
+          <w:p>
+            <w:pPr>
+              <w:spacing w:line="276" w:lineRule="auto"/>
+              <w:ind w:firstLine="0"/>
+              <w:jc w:val="center"/>
+              <w:rPr>
+                <w:bCs/>
+                <w:sz w:val="24"/>
+                <w:szCs w:val="24"/>
+              </w:rPr>
+            </w:pPr>
+          </w:p>
+        </w:tc>
+        <w:tc>
+          <w:tcPr>
+            <w:tcW w:w="1044" w:type="dxa"/>
+            <w:tcBorders>
+              <w:top w:val="single" w:sz="4" w:space="0" w:color="auto"/>
+              <w:left w:val="single" w:sz="4" w:space="0" w:color="auto"/>
+              <w:bottom w:val="single" w:sz="4" w:space="0" w:color="auto"/>
+              <w:right w:val="single" w:sz="4" w:space="0" w:color="auto"/>
+            </w:tcBorders>
+            <w:vAlign w:val="center"/>
+          </w:tcPr>
+          <w:p>
+            <w:pPr>
+              <w:spacing w:line="276" w:lineRule="auto"/>
+              <w:ind w:firstLine="0"/>
+              <w:jc w:val="center"/>
+              <w:rPr>
+                <w:bCs/>
+                <w:sz w:val="24"/>
+                <w:szCs w:val="24"/>
+              </w:rPr>
+            </w:pPr>
+          </w:p>
+        </w:tc>
+        <w:tc>
+          <w:tcPr>
+            <w:tcW w:w="1270" w:type="dxa"/>
+            <w:tcBorders>
+              <w:left w:val="single" w:sz="4" w:space="0" w:color="auto"/>
+              <w:right w:val="single" w:sz="4" w:space="0" w:color="auto"/>
+            </w:tcBorders>
+          </w:tcPr>
+          <w:p>
+            <w:pPr>
+              <w:spacing w:line="276" w:lineRule="auto"/>
+              <w:ind w:firstLine="0"/>
+              <w:rPr>
+                <w:rFonts w:eastAsia="DejaVu Sans"/>
+                <w:bCs/>
+                <w:kern w:val="2"/>
+                <w:sz w:val="24"/>
+                <w:szCs w:val="24"/>
+                <w:lang w:eastAsia="zh-CN" w:bidi="hi-IN"/>
+              </w:rPr>
+            </w:pPr>
+          </w:p>
+        </w:tc>
+        <w:tc>
+          <w:tcPr>
+            <w:tcW w:w="1092" w:type="dxa"/>
+            <w:tcBorders>
+              <w:left w:val="single" w:sz="4" w:space="0" w:color="auto"/>
+              <w:right w:val="single" w:sz="4" w:space="0" w:color="auto"/>
+            </w:tcBorders>
+            <w:vAlign w:val="center"/>
+          </w:tcPr>
+          <w:p>
+            <w:pPr>
+              <w:spacing w:line="276" w:lineRule="auto"/>
+              <w:ind w:firstLine="0"/>
+              <w:rPr>
+                <w:rFonts w:eastAsia="DejaVu Sans"/>
+                <w:bCs/>
+                <w:kern w:val="2"/>
+                <w:sz w:val="24"/>
+                <w:szCs w:val="24"/>
+                <w:lang w:eastAsia="zh-CN" w:bidi="hi-IN"/>
+              </w:rPr>
+            </w:pPr>
+          </w:p>
+        </w:tc>
+        <w:tc>
+          <w:tcPr>
+            <w:tcW w:w="1181" w:type="dxa"/>
+            <w:tcBorders>
+              <w:left w:val="single" w:sz="4" w:space="0" w:color="auto"/>
+              <w:right w:val="single" w:sz="4" w:space="0" w:color="auto"/>
+            </w:tcBorders>
+            <w:vAlign w:val="center"/>
+          </w:tcPr>
+          <w:p>
+            <w:pPr>
+              <w:spacing w:line="276" w:lineRule="auto"/>
+              <w:ind w:firstLine="0"/>
+              <w:rPr>
+                <w:rFonts w:eastAsia="DejaVu Sans"/>
+                <w:bCs/>
+                <w:kern w:val="2"/>
+                <w:sz w:val="24"/>
+                <w:szCs w:val="24"/>
+                <w:lang w:eastAsia="zh-CN" w:bidi="hi-IN"/>
+              </w:rPr>
+            </w:pPr>
+          </w:p>
+        </w:tc>
+        <w:tc>
+          <w:tcPr>
+            <w:tcW w:w="1181" w:type="dxa"/>
+            <w:tcBorders>
+              <w:left w:val="single" w:sz="4" w:space="0" w:color="auto"/>
+              <w:right w:val="single" w:sz="4" w:space="0" w:color="auto"/>
+            </w:tcBorders>
+            <w:vAlign w:val="center"/>
+          </w:tcPr>
+          <w:p>
+            <w:pPr>
+              <w:spacing w:line="276" w:lineRule="auto"/>
+              <w:ind w:firstLine="0"/>
+              <w:rPr>
+                <w:bCs/>
+                <w:color w:val="000000"/>
+                <w:sz w:val="24"/>
+                <w:szCs w:val="24"/>
+              </w:rPr>
+            </w:pPr>
+          </w:p>
+        </w:tc>
+        <w:tc>
+          <w:tcPr>
+            <w:tcW w:w="1137" w:type="dxa"/>
+            <w:tcBorders>
+              <w:top w:val="single" w:sz="4" w:space="0" w:color="auto"/>
+              <w:left w:val="single" w:sz="4" w:space="0" w:color="auto"/>
+              <w:bottom w:val="single" w:sz="4" w:space="0" w:color="auto"/>
+              <w:right w:val="single" w:sz="4" w:space="0" w:color="auto"/>
+            </w:tcBorders>
+            <w:vAlign w:val="center"/>
+          </w:tcPr>
+          <w:p>
+            <w:pPr>
+              <w:spacing w:line="276" w:lineRule="auto"/>
+              <w:ind w:firstLine="0"/>
+              <w:jc w:val="center"/>
+              <w:rPr>
+                <w:bCs/>
+                <w:color w:val="000000"/>
+                <w:sz w:val="24"/>
+                <w:szCs w:val="24"/>
+              </w:rPr>
+            </w:pPr>
+          </w:p>
+        </w:tc>
+        <w:tc>
+          <w:tcPr>
+            <w:tcW w:w="1140" w:type="dxa"/>
+            <w:tcBorders>
+              <w:left w:val="single" w:sz="4" w:space="0" w:color="auto"/>
+              <w:bottom w:val="single" w:sz="4" w:space="0" w:color="auto"/>
+              <w:right w:val="single" w:sz="4" w:space="0" w:color="auto"/>
+            </w:tcBorders>
+            <w:vAlign w:val="center"/>
+          </w:tcPr>
+          <w:p>
+            <w:pPr>
+              <w:spacing w:line="276" w:lineRule="auto"/>
+              <w:ind w:firstLine="0"/>
+              <w:jc w:val="center"/>
+              <w:rPr>
+                <w:bCs/>
+                <w:sz w:val="24"/>
+                <w:szCs w:val="24"/>
+              </w:rPr>
+            </w:pPr>
+          </w:p>
+        </w:tc>
+      </w:tr>
+    </w:tbl>
+    <w:p>
+      <w:pPr>
+        <w:ind w:firstLine="0"/>
+        <w:rPr>
+          <w:sz w:val="24"/>
+          <w:szCs w:val="24"/>
+        </w:rPr>
+      </w:pPr>
+    </w:p>
+    <w:p>
+      <w:pPr>
+        <w:rPr>
+          <w:sz w:val="24"/>
+          <w:szCs w:val="24"/>
+        </w:rPr>
+      </w:pPr>
     </w:p>
     <w:sectPr>
       <w:pgSz w:w="11906" w:h="16838"/>
-      <w:pgMar w:top="1134" w:right="850" w:bottom="1134" w:left="1701" w:header="708" w:footer="708" w:gutter="0"/>
+      <w:pgMar w:top="720" w:right="720" w:bottom="720" w:left="720" w:header="708" w:footer="708" w:gutter="0"/>
       <w:cols w:space="708"/>
       <w:docGrid w:linePitch="360"/>
     </w:sectPr>
@@ -139,13 +2461,243 @@
 <file path=word/numbering.xml><?xml version="1.0" encoding="utf-8"?>
 <w:numbering xmlns:wpc="http://schemas.microsoft.com/office/word/2010/wordprocessingCanvas" xmlns:cx="http://schemas.microsoft.com/office/drawing/2014/chartex" xmlns:cx1="http://schemas.microsoft.com/office/drawing/2015/9/8/chartex" xmlns:cx2="http://schemas.microsoft.com/office/drawing/2015/10/21/chartex" xmlns:cx3="http://schemas.microsoft.com/office/drawing/2016/5/9/chartex" xmlns:cx4="http://schemas.microsoft.com/office/drawing/2016/5/10/chartex" xmlns:cx5="http://schemas.microsoft.com/office/drawing/2016/5/11/chartex" xmlns:cx6="http://schemas.microsoft.com/office/drawing/2016/5/12/chartex" xmlns:cx7="http://schemas.microsoft.com/office/drawing/2016/5/13/chartex" xmlns:cx8="http://schemas.microsoft.com/office/drawing/2016/5/14/chartex" xmlns:mc="http://schemas.openxmlformats.org/markup-compatibility/2006" xmlns:aink="http://schemas.microsoft.com/office/drawing/2016/ink" xmlns:am3d="http://schemas.microsoft.com/office/drawing/2017/model3d" xmlns:o="urn:schemas-microsoft-com:office:office" xmlns:r="http://schemas.openxmlformats.org/officeDocument/2006/relationships" xmlns:m="http://schemas.openxmlformats.org/officeDocument/2006/math" xmlns:v="urn:schemas-microsoft-com:vml" xmlns:wp14="http://schemas.microsoft.com/office/word/2010/wordprocessingDrawing" xmlns:wp="http://schemas.openxmlformats.org/drawingml/2006/wordprocessingDrawing" xmlns:w10="urn:schemas-microsoft-com:office:word" xmlns:w="http://schemas.openxmlformats.org/wordprocessingml/2006/main" xmlns:w14="http://schemas.microsoft.com/office/word/2010/wordml" xmlns:w15="http://schemas.microsoft.com/office/word/2012/wordml" xmlns:w16cid="http://schemas.microsoft.com/office/word/2016/wordml/cid" xmlns:w16se="http://schemas.microsoft.com/office/word/2015/wordml/symex" xmlns:wpg="http://schemas.microsoft.com/office/word/2010/wordprocessingGroup" xmlns:wpi="http://schemas.microsoft.com/office/word/2010/wordprocessingInk" xmlns:wne="http://schemas.microsoft.com/office/word/2006/wordml" xmlns:wps="http://schemas.microsoft.com/office/word/2010/wordprocessingShape" mc:Ignorable="w14 w15 w16se w16cid wp14">
   <w:abstractNum w:abstractNumId="0" w15:restartNumberingAfterBreak="0">
+    <w:nsid w:val="00E03A5B"/>
+    <w:multiLevelType w:val="hybridMultilevel"/>
+    <w:tmpl w:val="DFA65F58"/>
+    <w:lvl w:ilvl="0" w:tplc="442C98A2">
+      <w:start w:val="1"/>
+      <w:numFmt w:val="decimal"/>
+      <w:lvlText w:val="%1"/>
+      <w:lvlJc w:val="left"/>
+      <w:pPr>
+        <w:ind w:left="620" w:hanging="360"/>
+      </w:pPr>
+      <w:rPr>
+        <w:rFonts w:hint="default"/>
+      </w:rPr>
+    </w:lvl>
+    <w:lvl w:ilvl="1" w:tplc="04190019" w:tentative="1">
+      <w:start w:val="1"/>
+      <w:numFmt w:val="lowerLetter"/>
+      <w:lvlText w:val="%2."/>
+      <w:lvlJc w:val="left"/>
+      <w:pPr>
+        <w:ind w:left="1440" w:hanging="360"/>
+      </w:pPr>
+    </w:lvl>
+    <w:lvl w:ilvl="2" w:tplc="0419001B" w:tentative="1">
+      <w:start w:val="1"/>
+      <w:numFmt w:val="lowerRoman"/>
+      <w:lvlText w:val="%3."/>
+      <w:lvlJc w:val="right"/>
+      <w:pPr>
+        <w:ind w:left="2160" w:hanging="180"/>
+      </w:pPr>
+    </w:lvl>
+    <w:lvl w:ilvl="3" w:tplc="0419000F" w:tentative="1">
+      <w:start w:val="1"/>
+      <w:numFmt w:val="decimal"/>
+      <w:lvlText w:val="%4."/>
+      <w:lvlJc w:val="left"/>
+      <w:pPr>
+        <w:ind w:left="2880" w:hanging="360"/>
+      </w:pPr>
+    </w:lvl>
+    <w:lvl w:ilvl="4" w:tplc="04190019" w:tentative="1">
+      <w:start w:val="1"/>
+      <w:numFmt w:val="lowerLetter"/>
+      <w:lvlText w:val="%5."/>
+      <w:lvlJc w:val="left"/>
+      <w:pPr>
+        <w:ind w:left="3600" w:hanging="360"/>
+      </w:pPr>
+    </w:lvl>
+    <w:lvl w:ilvl="5" w:tplc="0419001B" w:tentative="1">
+      <w:start w:val="1"/>
+      <w:numFmt w:val="lowerRoman"/>
+      <w:lvlText w:val="%6."/>
+      <w:lvlJc w:val="right"/>
+      <w:pPr>
+        <w:ind w:left="4320" w:hanging="180"/>
+      </w:pPr>
+    </w:lvl>
+    <w:lvl w:ilvl="6" w:tplc="0419000F" w:tentative="1">
+      <w:start w:val="1"/>
+      <w:numFmt w:val="decimal"/>
+      <w:lvlText w:val="%7."/>
+      <w:lvlJc w:val="left"/>
+      <w:pPr>
+        <w:ind w:left="5040" w:hanging="360"/>
+      </w:pPr>
+    </w:lvl>
+    <w:lvl w:ilvl="7" w:tplc="04190019" w:tentative="1">
+      <w:start w:val="1"/>
+      <w:numFmt w:val="lowerLetter"/>
+      <w:lvlText w:val="%8."/>
+      <w:lvlJc w:val="left"/>
+      <w:pPr>
+        <w:ind w:left="5760" w:hanging="360"/>
+      </w:pPr>
+    </w:lvl>
+    <w:lvl w:ilvl="8" w:tplc="0419001B" w:tentative="1">
+      <w:start w:val="1"/>
+      <w:numFmt w:val="lowerRoman"/>
+      <w:lvlText w:val="%9."/>
+      <w:lvlJc w:val="right"/>
+      <w:pPr>
+        <w:ind w:left="6480" w:hanging="180"/>
+      </w:pPr>
+    </w:lvl>
+  </w:abstractNum>
+  <w:abstractNum w:abstractNumId="1" w15:restartNumberingAfterBreak="0">
+    <w:nsid w:val="091224C7"/>
+    <w:multiLevelType w:val="hybridMultilevel"/>
+    <w:tmpl w:val="3DE4AA4A"/>
+    <w:lvl w:ilvl="0" w:tplc="18F6E94C">
+      <w:start w:val="1"/>
+      <w:numFmt w:val="bullet"/>
+      <w:pStyle w:val="a"/>
+      <w:lvlText w:val=" "/>
+      <w:lvlJc w:val="left"/>
+      <w:pPr>
+        <w:tabs>
+          <w:tab w:val="num" w:pos="0"/>
+        </w:tabs>
+        <w:ind w:left="0" w:firstLine="0"/>
+      </w:pPr>
+      <w:rPr>
+        <w:rFonts w:ascii="Arial" w:hAnsi="Arial" w:hint="default"/>
+      </w:rPr>
+    </w:lvl>
+    <w:lvl w:ilvl="1" w:tplc="04190003" w:tentative="1">
+      <w:start w:val="1"/>
+      <w:numFmt w:val="bullet"/>
+      <w:lvlText w:val="o"/>
+      <w:lvlJc w:val="left"/>
+      <w:pPr>
+        <w:tabs>
+          <w:tab w:val="num" w:pos="1440"/>
+        </w:tabs>
+        <w:ind w:left="1440" w:hanging="360"/>
+      </w:pPr>
+      <w:rPr>
+        <w:rFonts w:ascii="Courier New" w:hAnsi="Courier New" w:cs="Courier New" w:hint="default"/>
+      </w:rPr>
+    </w:lvl>
+    <w:lvl w:ilvl="2" w:tplc="04190005" w:tentative="1">
+      <w:start w:val="1"/>
+      <w:numFmt w:val="bullet"/>
+      <w:lvlText w:val=""/>
+      <w:lvlJc w:val="left"/>
+      <w:pPr>
+        <w:tabs>
+          <w:tab w:val="num" w:pos="2160"/>
+        </w:tabs>
+        <w:ind w:left="2160" w:hanging="360"/>
+      </w:pPr>
+      <w:rPr>
+        <w:rFonts w:ascii="Wingdings" w:hAnsi="Wingdings" w:hint="default"/>
+      </w:rPr>
+    </w:lvl>
+    <w:lvl w:ilvl="3" w:tplc="04190001" w:tentative="1">
+      <w:start w:val="1"/>
+      <w:numFmt w:val="bullet"/>
+      <w:lvlText w:val=""/>
+      <w:lvlJc w:val="left"/>
+      <w:pPr>
+        <w:tabs>
+          <w:tab w:val="num" w:pos="2880"/>
+        </w:tabs>
+        <w:ind w:left="2880" w:hanging="360"/>
+      </w:pPr>
+      <w:rPr>
+        <w:rFonts w:ascii="Symbol" w:hAnsi="Symbol" w:hint="default"/>
+      </w:rPr>
+    </w:lvl>
+    <w:lvl w:ilvl="4" w:tplc="04190003" w:tentative="1">
+      <w:start w:val="1"/>
+      <w:numFmt w:val="bullet"/>
+      <w:lvlText w:val="o"/>
+      <w:lvlJc w:val="left"/>
+      <w:pPr>
+        <w:tabs>
+          <w:tab w:val="num" w:pos="3600"/>
+        </w:tabs>
+        <w:ind w:left="3600" w:hanging="360"/>
+      </w:pPr>
+      <w:rPr>
+        <w:rFonts w:ascii="Courier New" w:hAnsi="Courier New" w:cs="Courier New" w:hint="default"/>
+      </w:rPr>
+    </w:lvl>
+    <w:lvl w:ilvl="5" w:tplc="04190005" w:tentative="1">
+      <w:start w:val="1"/>
+      <w:numFmt w:val="bullet"/>
+      <w:lvlText w:val=""/>
+      <w:lvlJc w:val="left"/>
+      <w:pPr>
+        <w:tabs>
+          <w:tab w:val="num" w:pos="4320"/>
+        </w:tabs>
+        <w:ind w:left="4320" w:hanging="360"/>
+      </w:pPr>
+      <w:rPr>
+        <w:rFonts w:ascii="Wingdings" w:hAnsi="Wingdings" w:hint="default"/>
+      </w:rPr>
+    </w:lvl>
+    <w:lvl w:ilvl="6" w:tplc="04190001" w:tentative="1">
+      <w:start w:val="1"/>
+      <w:numFmt w:val="bullet"/>
+      <w:lvlText w:val=""/>
+      <w:lvlJc w:val="left"/>
+      <w:pPr>
+        <w:tabs>
+          <w:tab w:val="num" w:pos="5040"/>
+        </w:tabs>
+        <w:ind w:left="5040" w:hanging="360"/>
+      </w:pPr>
+      <w:rPr>
+        <w:rFonts w:ascii="Symbol" w:hAnsi="Symbol" w:hint="default"/>
+      </w:rPr>
+    </w:lvl>
+    <w:lvl w:ilvl="7" w:tplc="04190003" w:tentative="1">
+      <w:start w:val="1"/>
+      <w:numFmt w:val="bullet"/>
+      <w:lvlText w:val="o"/>
+      <w:lvlJc w:val="left"/>
+      <w:pPr>
+        <w:tabs>
+          <w:tab w:val="num" w:pos="5760"/>
+        </w:tabs>
+        <w:ind w:left="5760" w:hanging="360"/>
+      </w:pPr>
+      <w:rPr>
+        <w:rFonts w:ascii="Courier New" w:hAnsi="Courier New" w:cs="Courier New" w:hint="default"/>
+      </w:rPr>
+    </w:lvl>
+    <w:lvl w:ilvl="8" w:tplc="04190005" w:tentative="1">
+      <w:start w:val="1"/>
+      <w:numFmt w:val="bullet"/>
+      <w:lvlText w:val=""/>
+      <w:lvlJc w:val="left"/>
+      <w:pPr>
+        <w:tabs>
+          <w:tab w:val="num" w:pos="6480"/>
+        </w:tabs>
+        <w:ind w:left="6480" w:hanging="360"/>
+      </w:pPr>
+      <w:rPr>
+        <w:rFonts w:ascii="Wingdings" w:hAnsi="Wingdings" w:hint="default"/>
+      </w:rPr>
+    </w:lvl>
+  </w:abstractNum>
+  <w:abstractNum w:abstractNumId="2" w15:restartNumberingAfterBreak="0">
     <w:nsid w:val="5323319F"/>
     <w:multiLevelType w:val="hybridMultilevel"/>
     <w:tmpl w:val="F78C7374"/>
     <w:lvl w:ilvl="0" w:tplc="8C785D02">
       <w:start w:val="1"/>
       <w:numFmt w:val="bullet"/>
-      <w:pStyle w:val="a"/>
+      <w:pStyle w:val="a0"/>
       <w:lvlText w:val=""/>
       <w:lvlJc w:val="left"/>
       <w:pPr>
@@ -252,14 +2804,136 @@
       </w:rPr>
     </w:lvl>
   </w:abstractNum>
+  <w:abstractNum w:abstractNumId="3" w15:restartNumberingAfterBreak="0">
+    <w:nsid w:val="7AAE3BF2"/>
+    <w:multiLevelType w:val="hybridMultilevel"/>
+    <w:tmpl w:val="0070391C"/>
+    <w:lvl w:ilvl="0" w:tplc="C9263FAE">
+      <w:start w:val="1"/>
+      <w:numFmt w:val="bullet"/>
+      <w:lvlText w:val=""/>
+      <w:lvlJc w:val="left"/>
+      <w:pPr>
+        <w:ind w:left="720" w:hanging="360"/>
+      </w:pPr>
+      <w:rPr>
+        <w:rFonts w:ascii="Symbol" w:hAnsi="Symbol" w:hint="default"/>
+      </w:rPr>
+    </w:lvl>
+    <w:lvl w:ilvl="1" w:tplc="04190003" w:tentative="1">
+      <w:start w:val="1"/>
+      <w:numFmt w:val="bullet"/>
+      <w:lvlText w:val="o"/>
+      <w:lvlJc w:val="left"/>
+      <w:pPr>
+        <w:ind w:left="1440" w:hanging="360"/>
+      </w:pPr>
+      <w:rPr>
+        <w:rFonts w:ascii="Courier New" w:hAnsi="Courier New" w:cs="Courier New" w:hint="default"/>
+      </w:rPr>
+    </w:lvl>
+    <w:lvl w:ilvl="2" w:tplc="04190005" w:tentative="1">
+      <w:start w:val="1"/>
+      <w:numFmt w:val="bullet"/>
+      <w:lvlText w:val=""/>
+      <w:lvlJc w:val="left"/>
+      <w:pPr>
+        <w:ind w:left="2160" w:hanging="360"/>
+      </w:pPr>
+      <w:rPr>
+        <w:rFonts w:ascii="Wingdings" w:hAnsi="Wingdings" w:hint="default"/>
+      </w:rPr>
+    </w:lvl>
+    <w:lvl w:ilvl="3" w:tplc="04190001" w:tentative="1">
+      <w:start w:val="1"/>
+      <w:numFmt w:val="bullet"/>
+      <w:lvlText w:val=""/>
+      <w:lvlJc w:val="left"/>
+      <w:pPr>
+        <w:ind w:left="2880" w:hanging="360"/>
+      </w:pPr>
+      <w:rPr>
+        <w:rFonts w:ascii="Symbol" w:hAnsi="Symbol" w:hint="default"/>
+      </w:rPr>
+    </w:lvl>
+    <w:lvl w:ilvl="4" w:tplc="04190003" w:tentative="1">
+      <w:start w:val="1"/>
+      <w:numFmt w:val="bullet"/>
+      <w:lvlText w:val="o"/>
+      <w:lvlJc w:val="left"/>
+      <w:pPr>
+        <w:ind w:left="3600" w:hanging="360"/>
+      </w:pPr>
+      <w:rPr>
+        <w:rFonts w:ascii="Courier New" w:hAnsi="Courier New" w:cs="Courier New" w:hint="default"/>
+      </w:rPr>
+    </w:lvl>
+    <w:lvl w:ilvl="5" w:tplc="04190005" w:tentative="1">
+      <w:start w:val="1"/>
+      <w:numFmt w:val="bullet"/>
+      <w:lvlText w:val=""/>
+      <w:lvlJc w:val="left"/>
+      <w:pPr>
+        <w:ind w:left="4320" w:hanging="360"/>
+      </w:pPr>
+      <w:rPr>
+        <w:rFonts w:ascii="Wingdings" w:hAnsi="Wingdings" w:hint="default"/>
+      </w:rPr>
+    </w:lvl>
+    <w:lvl w:ilvl="6" w:tplc="04190001" w:tentative="1">
+      <w:start w:val="1"/>
+      <w:numFmt w:val="bullet"/>
+      <w:lvlText w:val=""/>
+      <w:lvlJc w:val="left"/>
+      <w:pPr>
+        <w:ind w:left="5040" w:hanging="360"/>
+      </w:pPr>
+      <w:rPr>
+        <w:rFonts w:ascii="Symbol" w:hAnsi="Symbol" w:hint="default"/>
+      </w:rPr>
+    </w:lvl>
+    <w:lvl w:ilvl="7" w:tplc="04190003" w:tentative="1">
+      <w:start w:val="1"/>
+      <w:numFmt w:val="bullet"/>
+      <w:lvlText w:val="o"/>
+      <w:lvlJc w:val="left"/>
+      <w:pPr>
+        <w:ind w:left="5760" w:hanging="360"/>
+      </w:pPr>
+      <w:rPr>
+        <w:rFonts w:ascii="Courier New" w:hAnsi="Courier New" w:cs="Courier New" w:hint="default"/>
+      </w:rPr>
+    </w:lvl>
+    <w:lvl w:ilvl="8" w:tplc="04190005" w:tentative="1">
+      <w:start w:val="1"/>
+      <w:numFmt w:val="bullet"/>
+      <w:lvlText w:val=""/>
+      <w:lvlJc w:val="left"/>
+      <w:pPr>
+        <w:ind w:left="6480" w:hanging="360"/>
+      </w:pPr>
+      <w:rPr>
+        <w:rFonts w:ascii="Wingdings" w:hAnsi="Wingdings" w:hint="default"/>
+      </w:rPr>
+    </w:lvl>
+  </w:abstractNum>
   <w:num w:numId="1">
+    <w:abstractNumId w:val="2"/>
+  </w:num>
+  <w:num w:numId="2">
+    <w:abstractNumId w:val="2"/>
+  </w:num>
+  <w:num w:numId="3">
+    <w:abstractNumId w:val="2"/>
+  </w:num>
+  <w:num w:numId="4">
+    <w:abstractNumId w:val="1"/>
+  </w:num>
+  <w:num w:numId="5">
     <w:abstractNumId w:val="0"/>
   </w:num>
-  <w:num w:numId="2">
-    <w:abstractNumId w:val="0"/>
-  </w:num>
-  <w:num w:numId="3">
-    <w:abstractNumId w:val="0"/>
+  <w:num w:numId="6">
+    <w:abstractNumId w:val="3"/>
   </w:num>
 </w:numbering>
 </file>
@@ -316,7 +2990,7 @@
     <w:lsdException w:name="header" w:semiHidden="1" w:unhideWhenUsed="1"/>
     <w:lsdException w:name="footer" w:semiHidden="1" w:unhideWhenUsed="1"/>
     <w:lsdException w:name="index heading" w:semiHidden="1" w:unhideWhenUsed="1"/>
-    <w:lsdException w:name="caption" w:semiHidden="1" w:uiPriority="35" w:unhideWhenUsed="1" w:qFormat="1"/>
+    <w:lsdException w:name="caption" w:semiHidden="1" w:unhideWhenUsed="1" w:qFormat="1"/>
     <w:lsdException w:name="table of figures" w:semiHidden="1" w:unhideWhenUsed="1"/>
     <w:lsdException w:name="envelope address" w:semiHidden="1" w:unhideWhenUsed="1"/>
     <w:lsdException w:name="envelope return" w:semiHidden="1" w:unhideWhenUsed="1"/>
@@ -436,7 +3110,7 @@
     <w:lsdException w:name="Table Web 2" w:semiHidden="1" w:unhideWhenUsed="1"/>
     <w:lsdException w:name="Table Web 3" w:semiHidden="1" w:unhideWhenUsed="1"/>
     <w:lsdException w:name="Balloon Text" w:semiHidden="1" w:unhideWhenUsed="1"/>
-    <w:lsdException w:name="Table Grid" w:uiPriority="39"/>
+    <w:lsdException w:name="Table Grid" w:uiPriority="59" w:qFormat="1"/>
     <w:lsdException w:name="Table Theme" w:semiHidden="1" w:unhideWhenUsed="1"/>
     <w:lsdException w:name="Placeholder Text" w:semiHidden="1"/>
     <w:lsdException w:name="No Spacing" w:uiPriority="1" w:qFormat="1"/>
@@ -658,7 +3332,7 @@
     <w:lsdException w:name="Hashtag" w:semiHidden="1" w:unhideWhenUsed="1"/>
     <w:lsdException w:name="Unresolved Mention" w:semiHidden="1" w:unhideWhenUsed="1"/>
   </w:latentStyles>
-  <w:style w:type="paragraph" w:default="1" w:styleId="a0">
+  <w:style w:type="paragraph" w:default="1" w:styleId="a1">
     <w:name w:val="Normal"/>
     <w:qFormat/>
     <w:rsid w:val="006F238F"/>
@@ -676,8 +3350,8 @@
   <w:style w:type="paragraph" w:styleId="1">
     <w:name w:val="heading 1"/>
     <w:aliases w:val="Документы"/>
-    <w:basedOn w:val="a0"/>
-    <w:next w:val="a0"/>
+    <w:basedOn w:val="a1"/>
+    <w:next w:val="a1"/>
     <w:link w:val="10"/>
     <w:uiPriority w:val="9"/>
     <w:qFormat/>
@@ -693,13 +3367,13 @@
       <w:szCs w:val="32"/>
     </w:rPr>
   </w:style>
-  <w:style w:type="character" w:default="1" w:styleId="a1">
+  <w:style w:type="character" w:default="1" w:styleId="a2">
     <w:name w:val="Default Paragraph Font"/>
     <w:uiPriority w:val="1"/>
     <w:semiHidden/>
     <w:unhideWhenUsed/>
   </w:style>
-  <w:style w:type="table" w:default="1" w:styleId="a2">
+  <w:style w:type="table" w:default="1" w:styleId="a3">
     <w:name w:val="Normal Table"/>
     <w:uiPriority w:val="99"/>
     <w:semiHidden/>
@@ -714,7 +3388,7 @@
       </w:tblCellMar>
     </w:tblPr>
   </w:style>
-  <w:style w:type="numbering" w:default="1" w:styleId="a3">
+  <w:style w:type="numbering" w:default="1" w:styleId="a4">
     <w:name w:val="No List"/>
     <w:uiPriority w:val="99"/>
     <w:semiHidden/>
@@ -723,7 +3397,7 @@
   <w:style w:type="character" w:customStyle="1" w:styleId="10">
     <w:name w:val="Заголовок 1 Знак"/>
     <w:aliases w:val="Документы Знак"/>
-    <w:basedOn w:val="a1"/>
+    <w:basedOn w:val="a2"/>
     <w:link w:val="1"/>
     <w:uiPriority w:val="9"/>
     <w:rsid w:val="0058458F"/>
@@ -734,7 +3408,7 @@
       <w:szCs w:val="32"/>
     </w:rPr>
   </w:style>
-  <w:style w:type="paragraph" w:styleId="a">
+  <w:style w:type="paragraph" w:styleId="a0">
     <w:name w:val="No Spacing"/>
     <w:aliases w:val="М_список"/>
     <w:uiPriority w:val="1"/>
@@ -756,10 +3430,10 @@
       <w14:ligatures w14:val="standardContextual"/>
     </w:rPr>
   </w:style>
-  <w:style w:type="paragraph" w:customStyle="1" w:styleId="a4">
+  <w:style w:type="paragraph" w:customStyle="1" w:styleId="a5">
     <w:name w:val="Графы таблицы"/>
-    <w:basedOn w:val="a0"/>
-    <w:link w:val="a5"/>
+    <w:basedOn w:val="a1"/>
+    <w:link w:val="a6"/>
     <w:qFormat/>
     <w:rsid w:val="009C62BC"/>
     <w:pPr>
@@ -777,10 +3451,10 @@
       <w:lang w:eastAsia="ru-RU"/>
     </w:rPr>
   </w:style>
-  <w:style w:type="paragraph" w:customStyle="1" w:styleId="a6">
+  <w:style w:type="paragraph" w:customStyle="1" w:styleId="a7">
     <w:name w:val="Содержание таблицы"/>
-    <w:basedOn w:val="a0"/>
-    <w:link w:val="a7"/>
+    <w:basedOn w:val="a1"/>
+    <w:link w:val="a8"/>
     <w:qFormat/>
     <w:rsid w:val="009C62BC"/>
     <w:pPr>
@@ -798,10 +3472,10 @@
       <w:lang w:eastAsia="ru-RU"/>
     </w:rPr>
   </w:style>
-  <w:style w:type="character" w:customStyle="1" w:styleId="a5">
+  <w:style w:type="character" w:customStyle="1" w:styleId="a6">
     <w:name w:val="Графы таблицы Знак"/>
-    <w:basedOn w:val="a1"/>
-    <w:link w:val="a4"/>
+    <w:basedOn w:val="a2"/>
+    <w:link w:val="a5"/>
     <w:rsid w:val="009C62BC"/>
     <w:rPr>
       <w:rFonts w:ascii="Times New Roman" w:eastAsia="Times New Roman" w:hAnsi="Times New Roman" w:cs="Times New Roman"/>
@@ -810,15 +3484,143 @@
       <w:lang w:eastAsia="ru-RU"/>
     </w:rPr>
   </w:style>
-  <w:style w:type="character" w:customStyle="1" w:styleId="a7">
+  <w:style w:type="character" w:customStyle="1" w:styleId="a8">
     <w:name w:val="Содержание таблицы Знак"/>
-    <w:basedOn w:val="a1"/>
-    <w:link w:val="a6"/>
+    <w:basedOn w:val="a2"/>
+    <w:link w:val="a7"/>
     <w:rsid w:val="009C62BC"/>
     <w:rPr>
       <w:rFonts w:ascii="Times New Roman" w:eastAsia="Times New Roman" w:hAnsi="Times New Roman" w:cs="Times New Roman"/>
       <w:sz w:val="24"/>
       <w:szCs w:val="24"/>
+      <w:lang w:eastAsia="ru-RU"/>
+    </w:rPr>
+  </w:style>
+  <w:style w:type="paragraph" w:customStyle="1" w:styleId="a9">
+    <w:name w:val="Назв_таблицы"/>
+    <w:basedOn w:val="a1"/>
+    <w:link w:val="aa"/>
+    <w:qFormat/>
+    <w:rsid w:val="00C92EE4"/>
+    <w:pPr>
+      <w:tabs>
+        <w:tab w:val="left" w:pos="1134"/>
+      </w:tabs>
+      <w:spacing w:line="276" w:lineRule="auto"/>
+      <w:ind w:firstLine="0"/>
+      <w:jc w:val="left"/>
+    </w:pPr>
+    <w:rPr>
+      <w:rFonts w:eastAsia="Times New Roman" w:cs="Times New Roman"/>
+      <w:sz w:val="24"/>
+      <w:szCs w:val="24"/>
+      <w:lang w:eastAsia="ru-RU"/>
+    </w:rPr>
+  </w:style>
+  <w:style w:type="character" w:customStyle="1" w:styleId="aa">
+    <w:name w:val="Назв_таблицы Знак"/>
+    <w:basedOn w:val="a2"/>
+    <w:link w:val="a9"/>
+    <w:rsid w:val="00C92EE4"/>
+    <w:rPr>
+      <w:rFonts w:ascii="Times New Roman" w:eastAsia="Times New Roman" w:hAnsi="Times New Roman" w:cs="Times New Roman"/>
+      <w:sz w:val="24"/>
+      <w:szCs w:val="24"/>
+      <w:lang w:eastAsia="ru-RU"/>
+    </w:rPr>
+  </w:style>
+  <w:style w:type="table" w:styleId="ab">
+    <w:name w:val="Table Grid"/>
+    <w:aliases w:val="Сетка таблицы GR,Моя таблица"/>
+    <w:basedOn w:val="a3"/>
+    <w:uiPriority w:val="59"/>
+    <w:qFormat/>
+    <w:rsid w:val="00C92EE4"/>
+    <w:pPr>
+      <w:spacing w:after="0" w:line="240" w:lineRule="auto"/>
+    </w:pPr>
+    <w:tblPr>
+      <w:tblBorders>
+        <w:top w:val="single" w:sz="4" w:space="0" w:color="auto"/>
+        <w:left w:val="single" w:sz="4" w:space="0" w:color="auto"/>
+        <w:bottom w:val="single" w:sz="4" w:space="0" w:color="auto"/>
+        <w:right w:val="single" w:sz="4" w:space="0" w:color="auto"/>
+        <w:insideH w:val="single" w:sz="4" w:space="0" w:color="auto"/>
+        <w:insideV w:val="single" w:sz="4" w:space="0" w:color="auto"/>
+      </w:tblBorders>
+    </w:tblPr>
+  </w:style>
+  <w:style w:type="paragraph" w:styleId="ac">
+    <w:name w:val="caption"/>
+    <w:aliases w:val="Рисунок название стить,Название объекта Знак1 Знак,Название объекта Знак Знак Знак,Name_object Знак Знак Знак,Наименование объекта Знак Знак Знак,Name_object Знак1 Знак,Наименование объекта Знак1 Знак,Название таблиц,AST Название Объект"/>
+    <w:basedOn w:val="a1"/>
+    <w:next w:val="a1"/>
+    <w:link w:val="ad"/>
+    <w:uiPriority w:val="99"/>
+    <w:unhideWhenUsed/>
+    <w:qFormat/>
+    <w:rsid w:val="00C92EE4"/>
+    <w:pPr>
+      <w:spacing w:after="200" w:line="240" w:lineRule="auto"/>
+    </w:pPr>
+    <w:rPr>
+      <w:rFonts w:eastAsia="Times New Roman" w:cs="Times New Roman"/>
+      <w:i/>
+      <w:iCs/>
+      <w:color w:val="44546A" w:themeColor="text2"/>
+      <w:sz w:val="18"/>
+      <w:szCs w:val="18"/>
+      <w:lang w:eastAsia="ru-RU"/>
+    </w:rPr>
+  </w:style>
+  <w:style w:type="paragraph" w:customStyle="1" w:styleId="a">
+    <w:name w:val="_Табл_Заголовок"/>
+    <w:link w:val="ae"/>
+    <w:qFormat/>
+    <w:rsid w:val="00C92EE4"/>
+    <w:pPr>
+      <w:numPr>
+        <w:numId w:val="4"/>
+      </w:numPr>
+      <w:spacing w:after="0" w:line="240" w:lineRule="auto"/>
+      <w:jc w:val="center"/>
+    </w:pPr>
+    <w:rPr>
+      <w:rFonts w:ascii="Times New Roman" w:eastAsia="Times New Roman" w:hAnsi="Times New Roman" w:cs="Times New Roman"/>
+      <w:b/>
+      <w:spacing w:val="-2"/>
+      <w:sz w:val="24"/>
+      <w:szCs w:val="18"/>
+      <w:lang w:eastAsia="ru-RU"/>
+    </w:rPr>
+  </w:style>
+  <w:style w:type="character" w:customStyle="1" w:styleId="ae">
+    <w:name w:val="_Табл_Заголовок Знак"/>
+    <w:link w:val="a"/>
+    <w:rsid w:val="00C92EE4"/>
+    <w:rPr>
+      <w:rFonts w:ascii="Times New Roman" w:eastAsia="Times New Roman" w:hAnsi="Times New Roman" w:cs="Times New Roman"/>
+      <w:b/>
+      <w:spacing w:val="-2"/>
+      <w:sz w:val="24"/>
+      <w:szCs w:val="18"/>
+      <w:lang w:eastAsia="ru-RU"/>
+    </w:rPr>
+  </w:style>
+  <w:style w:type="character" w:customStyle="1" w:styleId="ad">
+    <w:name w:val="Название объекта Знак"/>
+    <w:aliases w:val="Рисунок название стить Знак,Название объекта Знак1 Знак Знак,Название объекта Знак Знак Знак Знак,Name_object Знак Знак Знак Знак,Наименование объекта Знак Знак Знак Знак,Name_object Знак1 Знак Знак,Название таблиц Знак"/>
+    <w:link w:val="ac"/>
+    <w:uiPriority w:val="99"/>
+    <w:locked/>
+    <w:rsid w:val="00C92EE4"/>
+    <w:rPr>
+      <w:rFonts w:ascii="Times New Roman" w:eastAsia="Times New Roman" w:hAnsi="Times New Roman" w:cs="Times New Roman"/>
+      <w:i/>
+      <w:iCs/>
+      <w:color w:val="44546A" w:themeColor="text2"/>
+      <w:sz w:val="18"/>
+      <w:szCs w:val="18"/>
       <w:lang w:eastAsia="ru-RU"/>
     </w:rPr>
   </w:style>
@@ -1118,4 +3920,16 @@
     </a:ext>
   </a:extLst>
 </a:theme>
+</file>
+
+<file path=customXml/item1.xml><?xml version="1.0" encoding="utf-8"?>
+<b:Sources xmlns:b="http://schemas.openxmlformats.org/officeDocument/2006/bibliography" xmlns="http://schemas.openxmlformats.org/officeDocument/2006/bibliography" SelectedStyle="\APASixthEditionOfficeOnline.xsl" StyleName="APA" Version="6"/>
+</file>
+
+<file path=customXml/itemProps1.xml><?xml version="1.0" encoding="utf-8"?>
+<ds:datastoreItem xmlns:ds="http://schemas.openxmlformats.org/officeDocument/2006/customXml" ds:itemID="{C5041F6D-DA99-4D5B-9EE8-A9CC601F50CC}">
+  <ds:schemaRefs>
+    <ds:schemaRef ds:uri="http://schemas.openxmlformats.org/officeDocument/2006/bibliography"/>
+  </ds:schemaRefs>
+</ds:datastoreItem>
 </file>